--- a/downloads/13_Slim-AI-gebruiken.docx
+++ b/downloads/13_Slim-AI-gebruiken.docx
@@ -4,15 +4,20 @@
   <w:body>
     <w:tbl>
       <w:tblPr>
-        <w:tblW w:type="dxa" w:w="9746"/>
+        <w:tblW w:w="9746" w:type="dxa"/>
         <w:tblBorders>
-          <w:top w:val="none" w:color="FFFFFF" w:sz="0"/>
-          <w:left w:val="none" w:color="FFFFFF" w:sz="0"/>
-          <w:bottom w:val="none" w:color="FFFFFF" w:sz="0"/>
-          <w:right w:val="none" w:color="FFFFFF" w:sz="0"/>
-          <w:insideH w:val="single" w:color="auto" w:sz="4"/>
-          <w:insideV w:val="single" w:color="auto" w:sz="4"/>
+          <w:top w:val="none" w:sz="0" w:space="0" w:color="FFFFFF"/>
+          <w:left w:val="none" w:sz="0" w:space="0" w:color="FFFFFF"/>
+          <w:bottom w:val="none" w:sz="0" w:space="0" w:color="FFFFFF"/>
+          <w:right w:val="none" w:sz="0" w:space="0" w:color="FFFFFF"/>
+          <w:insideH w:val="single" w:sz="4" w:space="0" w:color="auto"/>
+          <w:insideV w:val="single" w:sz="4" w:space="0" w:color="auto"/>
         </w:tblBorders>
+        <w:tblCellMar>
+          <w:left w:w="10" w:type="dxa"/>
+          <w:right w:w="10" w:type="dxa"/>
+        </w:tblCellMar>
+        <w:tblLook w:val="04A0" w:firstRow="1" w:lastRow="0" w:firstColumn="1" w:lastColumn="0" w:noHBand="0" w:noVBand="1"/>
       </w:tblPr>
       <w:tblGrid>
         <w:gridCol w:w="9746"/>
@@ -20,34 +25,37 @@
       <w:tr>
         <w:tc>
           <w:tcPr>
-            <w:tcW w:type="dxa" w:w="9746"/>
-            <w:tcBorders>
-              <w:top w:val="none" w:color="FFFFFF" w:sz="0"/>
-              <w:left w:val="none" w:color="FFFFFF" w:sz="0"/>
-              <w:bottom w:val="none" w:color="FFFFFF" w:sz="0"/>
-              <w:right w:val="none" w:color="FFFFFF" w:sz="0"/>
-            </w:tcBorders>
-            <w:shd w:fill="E5007D" w:color="auto" w:val="clear"/>
-            <w:tcMar>
-              <w:top w:type="dxa" w:w="260"/>
-              <w:left w:type="dxa" w:w="280"/>
-              <w:bottom w:type="dxa" w:w="260"/>
-              <w:right w:type="dxa" w:w="280"/>
+            <w:tcW w:w="9746" w:type="dxa"/>
+            <w:tcBorders>
+              <w:top w:val="none" w:sz="0" w:space="0" w:color="FFFFFF"/>
+              <w:left w:val="none" w:sz="0" w:space="0" w:color="FFFFFF"/>
+              <w:bottom w:val="none" w:sz="0" w:space="0" w:color="FFFFFF"/>
+              <w:right w:val="none" w:sz="0" w:space="0" w:color="FFFFFF"/>
+            </w:tcBorders>
+            <w:shd w:val="clear" w:color="auto" w:fill="E5007D"/>
+            <w:tcMar>
+              <w:top w:w="260" w:type="dxa"/>
+              <w:left w:w="280" w:type="dxa"/>
+              <w:bottom w:w="260" w:type="dxa"/>
+              <w:right w:w="280" w:type="dxa"/>
             </w:tcMar>
           </w:tcPr>
           <w:p>
             <w:pPr>
               <w:spacing w:after="60"/>
-            </w:pPr>
-            <w:r>
-              <w:rPr>
-                <w:rFonts w:ascii="Arial" w:cs="Arial" w:eastAsia="Arial" w:hAnsi="Arial"/>
+              <w:rPr>
+                <w:lang w:val="nl-NL"/>
+              </w:rPr>
+            </w:pPr>
+            <w:r>
+              <w:rPr>
                 <w:b/>
                 <w:bCs/>
                 <w:color w:val="FFFFFF"/>
                 <w:spacing w:val="30"/>
                 <w:sz w:val="16"/>
                 <w:szCs w:val="16"/>
+                <w:lang w:val="nl-NL"/>
               </w:rPr>
               <w:t xml:space="preserve">MINOR CIRCULAIRE ECONOMIE  ·  HULPMIDDEL 13</w:t>
             </w:r>
@@ -55,26 +63,34 @@
           <w:p>
             <w:pPr>
               <w:spacing w:after="40"/>
-            </w:pPr>
-            <w:r>
-              <w:rPr>
-                <w:rFonts w:ascii="Arial" w:cs="Arial" w:eastAsia="Arial" w:hAnsi="Arial"/>
+              <w:rPr>
+                <w:lang w:val="nl-NL"/>
+              </w:rPr>
+            </w:pPr>
+            <w:r>
+              <w:rPr>
                 <w:b/>
                 <w:bCs/>
                 <w:color w:val="FFFFFF"/>
                 <w:sz w:val="52"/>
                 <w:szCs w:val="52"/>
+                <w:lang w:val="nl-NL"/>
               </w:rPr>
               <w:t xml:space="preserve">Slim AI gebruiken</w:t>
             </w:r>
           </w:p>
           <w:p>
-            <w:r>
-              <w:rPr>
-                <w:rFonts w:ascii="Arial" w:cs="Arial" w:eastAsia="Arial" w:hAnsi="Arial"/>
+            <w:pPr>
+              <w:rPr>
+                <w:lang w:val="nl-NL"/>
+              </w:rPr>
+            </w:pPr>
+            <w:r>
+              <w:rPr>
                 <w:color w:val="FBD9EA"/>
                 <w:sz w:val="22"/>
                 <w:szCs w:val="22"/>
+                <w:lang w:val="nl-NL"/>
               </w:rPr>
               <w:t xml:space="preserve">Eerst denken, dan schetsen, dan prompten</w:t>
             </w:r>
@@ -85,87 +101,329 @@
     <w:p>
       <w:pPr>
         <w:spacing w:after="160"/>
-      </w:pPr>
-      <w:r>
-        <w:rPr>
-          <w:rFonts w:ascii="Arial" w:cs="Arial" w:eastAsia="Arial" w:hAnsi="Arial"/>
-        </w:rPr>
-        <w:t xml:space="preserve"/>
-      </w:r>
+        <w:rPr>
+          <w:lang w:val="nl-NL"/>
+        </w:rPr>
+      </w:pPr>
+    </w:p>
+    <w:tbl>
+      <w:tblPr>
+        <w:tblW w:w="9746" w:type="dxa"/>
+        <w:tblBorders>
+          <w:top w:val="single" w:sz="4" w:space="0" w:color="auto"/>
+          <w:left w:val="single" w:sz="4" w:space="0" w:color="auto"/>
+          <w:bottom w:val="single" w:sz="4" w:space="0" w:color="auto"/>
+          <w:right w:val="single" w:sz="4" w:space="0" w:color="auto"/>
+          <w:insideH w:val="single" w:sz="4" w:space="0" w:color="auto"/>
+          <w:insideV w:val="single" w:sz="4" w:space="0" w:color="auto"/>
+        </w:tblBorders>
+        <w:tblCellMar>
+          <w:left w:w="10" w:type="dxa"/>
+          <w:right w:w="10" w:type="dxa"/>
+        </w:tblCellMar>
+        <w:tblLook w:val="04A0" w:firstRow="1" w:lastRow="0" w:firstColumn="1" w:lastColumn="0" w:noHBand="0" w:noVBand="1"/>
+      </w:tblPr>
+      <w:tblGrid>
+        <w:gridCol w:w="2100"/>
+        <w:gridCol w:w="7646"/>
+      </w:tblGrid>
+      <w:tr>
+        <w:trPr>
+          <w:cantSplit/>
+        </w:trPr>
+        <w:tc>
+          <w:tcPr>
+            <w:tcW w:w="2100" w:type="dxa"/>
+            <w:tcBorders>
+              <w:top w:val="single" w:sz="4" w:space="0" w:color="D9D9D9"/>
+              <w:left w:val="single" w:sz="4" w:space="0" w:color="D9D9D9"/>
+              <w:bottom w:val="single" w:sz="4" w:space="0" w:color="D9D9D9"/>
+              <w:right w:val="single" w:sz="4" w:space="0" w:color="D9D9D9"/>
+            </w:tcBorders>
+            <w:shd w:val="clear" w:color="auto" w:fill="F4F4F4"/>
+            <w:tcMar>
+              <w:top w:w="90" w:type="dxa"/>
+              <w:left w:w="130" w:type="dxa"/>
+              <w:bottom w:w="90" w:type="dxa"/>
+              <w:right w:w="130" w:type="dxa"/>
+            </w:tcMar>
+          </w:tcPr>
+          <w:p>
+            <w:pPr>
+              <w:spacing w:after="30"/>
+              <w:rPr>
+                <w:lang w:val="nl-NL"/>
+              </w:rPr>
+            </w:pPr>
+            <w:r>
+              <w:rPr>
+                <w:b/>
+                <w:bCs/>
+                <w:sz w:val="19"/>
+                <w:szCs w:val="19"/>
+                <w:lang w:val="nl-NL"/>
+              </w:rPr>
+              <w:t xml:space="preserve">Wanneer</w:t>
+            </w:r>
+          </w:p>
+        </w:tc>
+        <w:tc>
+          <w:tcPr>
+            <w:tcW w:w="7646" w:type="dxa"/>
+            <w:tcBorders>
+              <w:top w:val="single" w:sz="4" w:space="0" w:color="D9D9D9"/>
+              <w:left w:val="single" w:sz="4" w:space="0" w:color="D9D9D9"/>
+              <w:bottom w:val="single" w:sz="4" w:space="0" w:color="D9D9D9"/>
+              <w:right w:val="single" w:sz="4" w:space="0" w:color="D9D9D9"/>
+            </w:tcBorders>
+            <w:tcMar>
+              <w:top w:w="90" w:type="dxa"/>
+              <w:left w:w="130" w:type="dxa"/>
+              <w:bottom w:w="90" w:type="dxa"/>
+              <w:right w:w="130" w:type="dxa"/>
+            </w:tcMar>
+          </w:tcPr>
+          <w:p>
+            <w:pPr>
+              <w:rPr>
+                <w:lang w:val="nl-NL"/>
+              </w:rPr>
+            </w:pPr>
+            <w:r>
+              <w:rPr>
+                <w:sz w:val="18"/>
+                <w:szCs w:val="18"/>
+                <w:lang w:val="nl-NL"/>
+              </w:rPr>
+              <w:t xml:space="preserve">Het hele project door, elke keer dat je AI inzet.</w:t>
+            </w:r>
+          </w:p>
+        </w:tc>
+      </w:tr>
+      <w:tr>
+        <w:trPr>
+          <w:cantSplit/>
+        </w:trPr>
+        <w:tc>
+          <w:tcPr>
+            <w:tcW w:w="2100" w:type="dxa"/>
+            <w:tcBorders>
+              <w:top w:val="single" w:sz="4" w:space="0" w:color="D9D9D9"/>
+              <w:left w:val="single" w:sz="4" w:space="0" w:color="D9D9D9"/>
+              <w:bottom w:val="single" w:sz="4" w:space="0" w:color="D9D9D9"/>
+              <w:right w:val="single" w:sz="4" w:space="0" w:color="D9D9D9"/>
+            </w:tcBorders>
+            <w:shd w:val="clear" w:color="auto" w:fill="F4F4F4"/>
+            <w:tcMar>
+              <w:top w:w="90" w:type="dxa"/>
+              <w:left w:w="130" w:type="dxa"/>
+              <w:bottom w:w="90" w:type="dxa"/>
+              <w:right w:w="130" w:type="dxa"/>
+            </w:tcMar>
+          </w:tcPr>
+          <w:p>
+            <w:pPr>
+              <w:spacing w:after="30"/>
+              <w:rPr>
+                <w:lang w:val="nl-NL"/>
+              </w:rPr>
+            </w:pPr>
+            <w:r>
+              <w:rPr>
+                <w:b/>
+                <w:bCs/>
+                <w:sz w:val="19"/>
+                <w:szCs w:val="19"/>
+                <w:lang w:val="nl-NL"/>
+              </w:rPr>
+              <w:t xml:space="preserve">Wat lever je op</w:t>
+            </w:r>
+          </w:p>
+        </w:tc>
+        <w:tc>
+          <w:tcPr>
+            <w:tcW w:w="7646" w:type="dxa"/>
+            <w:tcBorders>
+              <w:top w:val="single" w:sz="4" w:space="0" w:color="D9D9D9"/>
+              <w:left w:val="single" w:sz="4" w:space="0" w:color="D9D9D9"/>
+              <w:bottom w:val="single" w:sz="4" w:space="0" w:color="D9D9D9"/>
+              <w:right w:val="single" w:sz="4" w:space="0" w:color="D9D9D9"/>
+            </w:tcBorders>
+            <w:tcMar>
+              <w:top w:w="90" w:type="dxa"/>
+              <w:left w:w="130" w:type="dxa"/>
+              <w:bottom w:w="90" w:type="dxa"/>
+              <w:right w:w="130" w:type="dxa"/>
+            </w:tcMar>
+          </w:tcPr>
+          <w:p>
+            <w:pPr>
+              <w:rPr>
+                <w:lang w:val="nl-NL"/>
+              </w:rPr>
+            </w:pPr>
+            <w:r>
+              <w:rPr>
+                <w:sz w:val="18"/>
+                <w:szCs w:val="18"/>
+                <w:lang w:val="nl-NL"/>
+              </w:rPr>
+              <w:t xml:space="preserve">Geen los product. Je AI-gebruik wordt zichtbaar in je onderbouwing (zie 09 Onderbouwen).</w:t>
+            </w:r>
+          </w:p>
+        </w:tc>
+      </w:tr>
+      <w:tr>
+        <w:trPr>
+          <w:cantSplit/>
+        </w:trPr>
+        <w:tc>
+          <w:tcPr>
+            <w:tcW w:w="2100" w:type="dxa"/>
+            <w:tcBorders>
+              <w:top w:val="single" w:sz="4" w:space="0" w:color="D9D9D9"/>
+              <w:left w:val="single" w:sz="4" w:space="0" w:color="D9D9D9"/>
+              <w:bottom w:val="single" w:sz="4" w:space="0" w:color="D9D9D9"/>
+              <w:right w:val="single" w:sz="4" w:space="0" w:color="D9D9D9"/>
+            </w:tcBorders>
+            <w:shd w:val="clear" w:color="auto" w:fill="F4F4F4"/>
+            <w:tcMar>
+              <w:top w:w="90" w:type="dxa"/>
+              <w:left w:w="130" w:type="dxa"/>
+              <w:bottom w:w="90" w:type="dxa"/>
+              <w:right w:w="130" w:type="dxa"/>
+            </w:tcMar>
+          </w:tcPr>
+          <w:p>
+            <w:pPr>
+              <w:spacing w:after="30"/>
+              <w:rPr>
+                <w:lang w:val="nl-NL"/>
+              </w:rPr>
+            </w:pPr>
+            <w:r>
+              <w:rPr>
+                <w:b/>
+                <w:bCs/>
+                <w:sz w:val="19"/>
+                <w:szCs w:val="19"/>
+                <w:lang w:val="nl-NL"/>
+              </w:rPr>
+              <w:t xml:space="preserve">Namen en datum</w:t>
+            </w:r>
+          </w:p>
+        </w:tc>
+        <w:tc>
+          <w:tcPr>
+            <w:tcW w:w="7646" w:type="dxa"/>
+            <w:tcBorders>
+              <w:top w:val="single" w:sz="4" w:space="0" w:color="D9D9D9"/>
+              <w:left w:val="single" w:sz="4" w:space="0" w:color="D9D9D9"/>
+              <w:bottom w:val="single" w:sz="4" w:space="0" w:color="D9D9D9"/>
+              <w:right w:val="single" w:sz="4" w:space="0" w:color="D9D9D9"/>
+            </w:tcBorders>
+            <w:tcMar>
+              <w:top w:w="90" w:type="dxa"/>
+              <w:left w:w="130" w:type="dxa"/>
+              <w:bottom w:w="90" w:type="dxa"/>
+              <w:right w:w="130" w:type="dxa"/>
+            </w:tcMar>
+          </w:tcPr>
+          <w:p>
+            <w:pPr>
+              <w:spacing w:before="40" w:after="40"/>
+              <w:rPr>
+                <w:lang w:val="nl-NL"/>
+              </w:rPr>
+            </w:pPr>
+            <w:r>
+              <w:rPr>
+                <w:i/>
+                <w:iCs/>
+                <w:color w:val="595959"/>
+                <w:sz w:val="18"/>
+                <w:szCs w:val="18"/>
+                <w:lang w:val="nl-NL"/>
+              </w:rPr>
+              <w:t xml:space="preserve">[ namen ]   ·   [ opdrachtgever ]   ·   [ datum ]</w:t>
+            </w:r>
+          </w:p>
+        </w:tc>
+      </w:tr>
+    </w:tbl>
+    <w:p>
+      <w:pPr>
+        <w:spacing w:after="120"/>
+        <w:rPr>
+          <w:lang w:val="nl-NL"/>
+        </w:rPr>
+      </w:pPr>
     </w:p>
     <w:p>
       <w:pPr>
         <w:keepNext/>
         <w:pBdr>
-          <w:bottom w:val="single" w:color="E5007D" w:sz="8" w:space="4"/>
+          <w:bottom w:val="single" w:sz="8" w:space="4" w:color="E5007D"/>
         </w:pBdr>
-        <w:spacing w:after="140" w:before="360"/>
+        <w:spacing w:before="360" w:after="140"/>
+        <w:rPr>
+          <w:lang w:val="nl-NL"/>
+        </w:rPr>
       </w:pPr>
       <w:r>
         <w:rPr>
-          <w:rFonts w:ascii="Arial" w:cs="Arial" w:eastAsia="Arial" w:hAnsi="Arial"/>
           <w:b/>
           <w:bCs/>
           <w:color w:val="E5007D"/>
           <w:sz w:val="28"/>
           <w:szCs w:val="28"/>
+          <w:lang w:val="nl-NL"/>
         </w:rPr>
         <w:t xml:space="preserve">Waarom slim AI gebruiken?</w:t>
       </w:r>
     </w:p>
     <w:p>
       <w:pPr>
-        <w:spacing w:after="120" w:before="0" w:line="264"/>
+        <w:spacing w:after="120" w:line="264" w:lineRule="auto"/>
+        <w:rPr>
+          <w:lang w:val="nl-NL"/>
+        </w:rPr>
       </w:pPr>
       <w:r>
         <w:rPr>
-          <w:rFonts w:ascii="Arial" w:cs="Arial" w:eastAsia="Arial" w:hAnsi="Arial"/>
+          <w:lang w:val="nl-NL"/>
         </w:rPr>
         <w:t xml:space="preserve">AI kan je werk versnellen, maar alleen als jij de denker blijft. De grote valkuil is AI blindness: je neemt de eerste output over zonder te checken of die klopt en past. Dan lever je werk in dat je zelf niet snapt, en dat is meteen te zien.</w:t>
       </w:r>
     </w:p>
     <w:p>
       <w:pPr>
-        <w:spacing w:after="120" w:before="0" w:line="264"/>
+        <w:spacing w:after="120" w:line="264" w:lineRule="auto"/>
+        <w:rPr>
+          <w:lang w:val="nl-NL"/>
+        </w:rPr>
       </w:pPr>
       <w:r>
         <w:rPr>
-          <w:rFonts w:ascii="Arial" w:cs="Arial" w:eastAsia="Arial" w:hAnsi="Arial"/>
-        </w:rPr>
-        <w:t xml:space="preserve">De rode draad van deze minor: eerst denken, dan schetsen, dan prompten. Je bedenkt eerst zelf wat je wilt, schetst het ruw, en gebruikt AI pas daarna om het uit te werken. Zo blijft het jouw werk en jouw denken, en gebruik je AI als gereedschap in plaats van als vervanging.</w:t>
+          <w:lang w:val="nl-NL"/>
+        </w:rPr>
+        <w:t xml:space="preserve">De rode draad van deze minor is: eerst denken, dan schetsen, dan prompten. Je bedenkt eerst zelf wat je wilt, schetst het ruw, en gebruikt AI pas daarna om het uit te werken. Zo blijft het jouw werk en jouw denken, en gebruik je AI als gereedschap in plaats van als vervanging.</w:t>
       </w:r>
     </w:p>
     <w:p>
       <w:pPr>
-        <w:keepNext/>
-        <w:pBdr>
-          <w:bottom w:val="single" w:color="E5007D" w:sz="8" w:space="4"/>
-        </w:pBdr>
-        <w:spacing w:after="140" w:before="360"/>
+        <w:spacing w:before="80" w:after="60"/>
+        <w:jc w:val="center"/>
       </w:pPr>
       <w:r>
         <w:rPr>
-          <w:rFonts w:ascii="Arial" w:cs="Arial" w:eastAsia="Arial" w:hAnsi="Arial"/>
-          <w:b/>
-          <w:bCs/>
-          <w:color w:val="E5007D"/>
-          <w:sz w:val="28"/>
-          <w:szCs w:val="28"/>
-        </w:rPr>
-        <w:t xml:space="preserve">Eerst denken, dan schetsen, dan prompten</w:t>
-      </w:r>
-    </w:p>
-    <w:p>
-      <w:pPr>
-        <w:spacing w:after="60" w:before="80"/>
-        <w:jc w:val="center"/>
-      </w:pPr>
-      <w:r>
+          <w:noProof/>
+        </w:rPr>
         <w:drawing>
           <wp:inline distT="0" distB="0" distL="0" distR="0">
             <wp:extent cx="6019800" cy="2162175"/>
-            <wp:effectExtent t="0" r="0" b="0" l="0"/>
-            <wp:docPr id="1" name="" descr="" title=""/>
+            <wp:effectExtent l="0" t="0" r="0" b="0"/>
+            <wp:docPr id="1" name="Denken, schetsen, prompten"/>
             <wp:cNvGraphicFramePr>
               <a:graphicFrameLocks xmlns:a="http://schemas.openxmlformats.org/drawingml/2006/main" noChangeAspect="1"/>
             </wp:cNvGraphicFramePr>
@@ -173,13 +431,13 @@
               <a:graphicData uri="http://schemas.openxmlformats.org/drawingml/2006/picture">
                 <pic:pic xmlns:pic="http://schemas.openxmlformats.org/drawingml/2006/picture">
                   <pic:nvPicPr>
-                    <pic:cNvPr id="0" name="" descr=""/>
+                    <pic:cNvPr id="0" name=""/>
                     <pic:cNvPicPr>
                       <a:picLocks noChangeAspect="1" noChangeArrowheads="1"/>
                     </pic:cNvPicPr>
                   </pic:nvPicPr>
                   <pic:blipFill>
-                    <a:blip r:embed="rId9" cstate="none"/>
+                    <a:blip r:embed="rId9"/>
                     <a:srcRect/>
                     <a:stretch>
                       <a:fillRect/>
@@ -205,72 +463,87 @@
       <w:pPr>
         <w:spacing w:after="120"/>
         <w:jc w:val="center"/>
+        <w:rPr>
+          <w:lang w:val="nl-NL"/>
+        </w:rPr>
       </w:pPr>
       <w:r>
         <w:rPr>
-          <w:rFonts w:ascii="Arial" w:cs="Arial" w:eastAsia="Arial" w:hAnsi="Arial"/>
           <w:i/>
           <w:iCs/>
           <w:color w:val="595959"/>
           <w:sz w:val="16"/>
           <w:szCs w:val="16"/>
+          <w:lang w:val="nl-NL"/>
         </w:rPr>
         <w:t xml:space="preserve">De volgorde, met de iteratielus: beoordeel de output en verfijn.</w:t>
       </w:r>
     </w:p>
     <w:p>
       <w:pPr>
-        <w:spacing w:after="120" w:before="0" w:line="264"/>
+        <w:spacing w:after="120" w:line="264" w:lineRule="auto"/>
+        <w:rPr>
+          <w:lang w:val="nl-NL"/>
+        </w:rPr>
       </w:pPr>
       <w:r>
         <w:rPr>
-          <w:rFonts w:ascii="Arial" w:cs="Arial" w:eastAsia="Arial" w:hAnsi="Arial"/>
-        </w:rPr>
-        <w:t xml:space="preserve">Begin nooit bij de prompt. Denk eerst zelf na over wat je wilt en waarom (gebruik bijvoorbeeld je probleemdefinitie, 07). Schets je idee ruw, op papier of in steekwoorden. Pas dan prompt je, om het te laten uitwerken. En je stopt niet bij de eerste output: je beoordeelt, verfijnt je prompt en herhaalt. Dat is de iteratielus.</w:t>
+          <w:lang w:val="nl-NL"/>
+        </w:rPr>
+        <w:t xml:space="preserve">Begin nooit bij de prompt. Denk eerst zelf na over wat je wilt en waarom, bijvoorbeeld met je probleemdefinitie (zie 07). Schets je idee ruw, op papier of in steekwoorden. Pas dan prompt je. En je stopt niet bij de eerste output: je beoordeelt, verfijnt je prompt en herhaalt. Dat is de iteratielus.</w:t>
       </w:r>
     </w:p>
     <w:p>
       <w:pPr>
         <w:keepNext/>
         <w:pBdr>
-          <w:bottom w:val="single" w:color="E5007D" w:sz="8" w:space="4"/>
+          <w:bottom w:val="single" w:sz="8" w:space="4" w:color="E5007D"/>
         </w:pBdr>
-        <w:spacing w:after="140" w:before="360"/>
+        <w:spacing w:before="360" w:after="140"/>
+        <w:rPr>
+          <w:lang w:val="nl-NL"/>
+        </w:rPr>
       </w:pPr>
       <w:r>
         <w:rPr>
-          <w:rFonts w:ascii="Arial" w:cs="Arial" w:eastAsia="Arial" w:hAnsi="Arial"/>
           <w:b/>
           <w:bCs/>
           <w:color w:val="E5007D"/>
           <w:sz w:val="28"/>
           <w:szCs w:val="28"/>
+          <w:lang w:val="nl-NL"/>
         </w:rPr>
         <w:t xml:space="preserve">De promptopbouw: rol, context, opdracht, output</w:t>
       </w:r>
     </w:p>
     <w:p>
       <w:pPr>
-        <w:spacing w:after="120" w:before="0" w:line="264"/>
+        <w:spacing w:after="120" w:line="264" w:lineRule="auto"/>
+        <w:rPr>
+          <w:lang w:val="nl-NL"/>
+        </w:rPr>
       </w:pPr>
       <w:r>
         <w:rPr>
-          <w:rFonts w:ascii="Arial" w:cs="Arial" w:eastAsia="Arial" w:hAnsi="Arial"/>
+          <w:lang w:val="nl-NL"/>
         </w:rPr>
         <w:t xml:space="preserve">Een goede prompt is opgebouwd uit vier delen. Hoe scherper je die invult, hoe bruikbaarder de output.</w:t>
       </w:r>
     </w:p>
     <w:p>
       <w:pPr>
-        <w:spacing w:after="60" w:before="80"/>
+        <w:spacing w:before="80" w:after="60"/>
         <w:jc w:val="center"/>
       </w:pPr>
       <w:r>
+        <w:rPr>
+          <w:noProof/>
+        </w:rPr>
         <w:drawing>
           <wp:inline distT="0" distB="0" distL="0" distR="0">
             <wp:extent cx="5334000" cy="2466975"/>
-            <wp:effectExtent t="0" r="0" b="0" l="0"/>
-            <wp:docPr id="1" name="" descr="" title=""/>
+            <wp:effectExtent l="0" t="0" r="0" b="0"/>
+            <wp:docPr id="1" name="Promptopbouw"/>
             <wp:cNvGraphicFramePr>
               <a:graphicFrameLocks xmlns:a="http://schemas.openxmlformats.org/drawingml/2006/main" noChangeAspect="1"/>
             </wp:cNvGraphicFramePr>
@@ -278,13 +551,13 @@
               <a:graphicData uri="http://schemas.openxmlformats.org/drawingml/2006/picture">
                 <pic:pic xmlns:pic="http://schemas.openxmlformats.org/drawingml/2006/picture">
                   <pic:nvPicPr>
-                    <pic:cNvPr id="0" name="" descr=""/>
+                    <pic:cNvPr id="0" name=""/>
                     <pic:cNvPicPr>
                       <a:picLocks noChangeAspect="1" noChangeArrowheads="1"/>
                     </pic:cNvPicPr>
                   </pic:nvPicPr>
                   <pic:blipFill>
-                    <a:blip r:embed="rId10" cstate="none"/>
+                    <a:blip r:embed="rId10"/>
                     <a:srcRect/>
                     <a:stretch>
                       <a:fillRect/>
@@ -310,143 +583,169 @@
       <w:pPr>
         <w:spacing w:after="120"/>
         <w:jc w:val="center"/>
+        <w:rPr>
+          <w:lang w:val="nl-NL"/>
+        </w:rPr>
       </w:pPr>
       <w:r>
         <w:rPr>
-          <w:rFonts w:ascii="Arial" w:cs="Arial" w:eastAsia="Arial" w:hAnsi="Arial"/>
           <w:i/>
           <w:iCs/>
           <w:color w:val="595959"/>
           <w:sz w:val="16"/>
           <w:szCs w:val="16"/>
+          <w:lang w:val="nl-NL"/>
         </w:rPr>
         <w:t xml:space="preserve">Vier bouwstenen van een goede prompt.</w:t>
       </w:r>
     </w:p>
     <w:tbl>
       <w:tblPr>
-        <w:tblW w:type="dxa" w:w="9746"/>
+        <w:tblW w:w="9746" w:type="dxa"/>
         <w:tblBorders>
-          <w:top w:val="single" w:color="D9D9D9" w:sz="2" w:space="0"/>
-          <w:left w:val="single" w:color="E5007D" w:sz="28" w:space="4"/>
-          <w:bottom w:val="single" w:color="D9D9D9" w:sz="2" w:space="0"/>
-          <w:right w:val="single" w:color="D9D9D9" w:sz="2" w:space="0"/>
-          <w:insideH w:val="single" w:color="auto" w:sz="4"/>
-          <w:insideV w:val="single" w:color="auto" w:sz="4"/>
+          <w:top w:val="single" w:sz="2" w:space="0" w:color="D9D9D9"/>
+          <w:left w:val="single" w:sz="28" w:space="4" w:color="E5007D"/>
+          <w:bottom w:val="single" w:sz="2" w:space="0" w:color="D9D9D9"/>
+          <w:right w:val="single" w:sz="2" w:space="0" w:color="D9D9D9"/>
+          <w:insideH w:val="single" w:sz="4" w:space="0" w:color="auto"/>
+          <w:insideV w:val="single" w:sz="4" w:space="0" w:color="auto"/>
         </w:tblBorders>
+        <w:tblCellMar>
+          <w:left w:w="10" w:type="dxa"/>
+          <w:right w:w="10" w:type="dxa"/>
+        </w:tblCellMar>
+        <w:tblLook w:val="04A0" w:firstRow="1" w:lastRow="0" w:firstColumn="1" w:lastColumn="0" w:noHBand="0" w:noVBand="1"/>
       </w:tblPr>
       <w:tblGrid>
         <w:gridCol w:w="9746"/>
       </w:tblGrid>
       <w:tr>
-        <w:tc>
-          <w:tcPr>
-            <w:tcW w:type="dxa" w:w="9746"/>
-            <w:tcBorders>
-              <w:top w:val="single" w:color="D9D9D9" w:sz="2" w:space="0"/>
-              <w:left w:val="single" w:color="E5007D" w:sz="28" w:space="4"/>
-              <w:bottom w:val="single" w:color="D9D9D9" w:sz="2" w:space="0"/>
-              <w:right w:val="single" w:color="D9D9D9" w:sz="2" w:space="0"/>
-            </w:tcBorders>
-            <w:shd w:fill="FCE7F1" w:color="auto" w:val="clear"/>
-            <w:tcMar>
-              <w:top w:type="dxa" w:w="150"/>
-              <w:left w:type="dxa" w:w="240"/>
-              <w:bottom w:type="dxa" w:w="150"/>
-              <w:right w:type="dxa" w:w="220"/>
+        <w:trPr>
+          <w:cantSplit/>
+        </w:trPr>
+        <w:tc>
+          <w:tcPr>
+            <w:tcW w:w="9746" w:type="dxa"/>
+            <w:tcBorders>
+              <w:top w:val="single" w:sz="2" w:space="0" w:color="D9D9D9"/>
+              <w:left w:val="single" w:sz="28" w:space="4" w:color="E5007D"/>
+              <w:bottom w:val="single" w:sz="2" w:space="0" w:color="D9D9D9"/>
+              <w:right w:val="single" w:sz="2" w:space="0" w:color="D9D9D9"/>
+            </w:tcBorders>
+            <w:shd w:val="clear" w:color="auto" w:fill="FCE7F1"/>
+            <w:tcMar>
+              <w:top w:w="150" w:type="dxa"/>
+              <w:left w:w="240" w:type="dxa"/>
+              <w:bottom w:w="150" w:type="dxa"/>
+              <w:right w:w="220" w:type="dxa"/>
             </w:tcMar>
           </w:tcPr>
           <w:p>
             <w:pPr>
               <w:spacing w:after="90"/>
-            </w:pPr>
-            <w:r>
-              <w:rPr>
-                <w:rFonts w:ascii="Arial" w:cs="Arial" w:eastAsia="Arial" w:hAnsi="Arial"/>
+              <w:rPr>
+                <w:lang w:val="nl-NL"/>
+              </w:rPr>
+            </w:pPr>
+            <w:r>
+              <w:rPr>
                 <w:b/>
                 <w:bCs/>
                 <w:color w:val="E5007D"/>
                 <w:spacing w:val="30"/>
                 <w:sz w:val="17"/>
                 <w:szCs w:val="17"/>
+                <w:lang w:val="nl-NL"/>
               </w:rPr>
               <w:t xml:space="preserve">VOORBEELDPROMPT</w:t>
             </w:r>
           </w:p>
           <w:p>
             <w:pPr>
-              <w:spacing w:after="120" w:before="0" w:line="264"/>
-            </w:pPr>
-            <w:r>
-              <w:rPr>
-                <w:rFonts w:ascii="Arial" w:cs="Arial" w:eastAsia="Arial" w:hAnsi="Arial"/>
+              <w:spacing w:after="80" w:line="260" w:lineRule="auto"/>
+              <w:rPr>
+                <w:lang w:val="nl-NL"/>
+              </w:rPr>
+            </w:pPr>
+            <w:r>
+              <w:rPr>
                 <w:b/>
                 <w:bCs/>
-              </w:rPr>
-              <w:t xml:space="preserve">Rol: </w:t>
-            </w:r>
-            <w:r>
-              <w:rPr>
-                <w:rFonts w:ascii="Arial" w:cs="Arial" w:eastAsia="Arial" w:hAnsi="Arial"/>
-              </w:rPr>
-              <w:t xml:space="preserve">“Jij bent een ervaren adviseur circulaire economie.”</w:t>
-            </w:r>
-          </w:p>
-          <w:p>
-            <w:pPr>
-              <w:spacing w:after="120" w:before="0" w:line="264"/>
-            </w:pPr>
-            <w:r>
-              <w:rPr>
-                <w:rFonts w:ascii="Arial" w:cs="Arial" w:eastAsia="Arial" w:hAnsi="Arial"/>
+                <w:lang w:val="nl-NL"/>
+              </w:rPr>
+              <w:t xml:space="preserve">Rol:</w:t>
+            </w:r>
+            <w:r>
+              <w:rPr>
+                <w:lang w:val="nl-NL"/>
+              </w:rPr>
+              <w:t xml:space="preserve"> “Jij bent een ervaren adviseur circulaire economie.”</w:t>
+            </w:r>
+          </w:p>
+          <w:p>
+            <w:pPr>
+              <w:spacing w:after="80" w:line="260" w:lineRule="auto"/>
+              <w:rPr>
+                <w:lang w:val="nl-NL"/>
+              </w:rPr>
+            </w:pPr>
+            <w:r>
+              <w:rPr>
                 <w:b/>
                 <w:bCs/>
-              </w:rPr>
-              <w:t xml:space="preserve">Context: </w:t>
-            </w:r>
-            <w:r>
-              <w:rPr>
-                <w:rFonts w:ascii="Arial" w:cs="Arial" w:eastAsia="Arial" w:hAnsi="Arial"/>
-              </w:rPr>
-              <w:t xml:space="preserve">“Ik werk aan een advies voor een schoolkantine die voedselverspilling wil terugdringen. De doelgroep is de inkoopafdeling.”</w:t>
-            </w:r>
-          </w:p>
-          <w:p>
-            <w:pPr>
-              <w:spacing w:after="120" w:before="0" w:line="264"/>
-            </w:pPr>
-            <w:r>
-              <w:rPr>
-                <w:rFonts w:ascii="Arial" w:cs="Arial" w:eastAsia="Arial" w:hAnsi="Arial"/>
+                <w:lang w:val="nl-NL"/>
+              </w:rPr>
+              <w:t xml:space="preserve">Context:</w:t>
+            </w:r>
+            <w:r>
+              <w:rPr>
+                <w:lang w:val="nl-NL"/>
+              </w:rPr>
+              <w:t xml:space="preserve"> “Ik werk aan een advies voor een schoolkantine die voedselverspilling wil terugdringen. De doelgroep is de inkoopafdeling.”</w:t>
+            </w:r>
+          </w:p>
+          <w:p>
+            <w:pPr>
+              <w:spacing w:after="80" w:line="260" w:lineRule="auto"/>
+              <w:rPr>
+                <w:lang w:val="nl-NL"/>
+              </w:rPr>
+            </w:pPr>
+            <w:r>
+              <w:rPr>
                 <w:b/>
                 <w:bCs/>
-              </w:rPr>
-              <w:t xml:space="preserve">Opdracht: </w:t>
-            </w:r>
-            <w:r>
-              <w:rPr>
-                <w:rFonts w:ascii="Arial" w:cs="Arial" w:eastAsia="Arial" w:hAnsi="Arial"/>
-              </w:rPr>
-              <w:t xml:space="preserve">“Bedenk drie inkoopstrategieen die verspilling verminderen, met per strategie een voor- en nadeel.”</w:t>
-            </w:r>
-          </w:p>
-          <w:p>
-            <w:pPr>
-              <w:spacing w:after="0" w:before="0" w:line="264"/>
-            </w:pPr>
-            <w:r>
-              <w:rPr>
-                <w:rFonts w:ascii="Arial" w:cs="Arial" w:eastAsia="Arial" w:hAnsi="Arial"/>
+                <w:lang w:val="nl-NL"/>
+              </w:rPr>
+              <w:t xml:space="preserve">Opdracht:</w:t>
+            </w:r>
+            <w:r>
+              <w:rPr>
+                <w:lang w:val="nl-NL"/>
+              </w:rPr>
+              <w:t xml:space="preserve"> “Bedenk drie inkoopstrategieën die verspilling verminderen, met per strategie een voor- en een nadeel.”</w:t>
+            </w:r>
+          </w:p>
+          <w:p>
+            <w:pPr>
+              <w:spacing w:after="80" w:line="260" w:lineRule="auto"/>
+              <w:rPr>
+                <w:lang w:val="nl-NL"/>
+              </w:rPr>
+            </w:pPr>
+            <w:r>
+              <w:rPr>
                 <w:b/>
                 <w:bCs/>
-              </w:rPr>
-              <w:t xml:space="preserve">Output: </w:t>
-            </w:r>
-            <w:r>
-              <w:rPr>
-                <w:rFonts w:ascii="Arial" w:cs="Arial" w:eastAsia="Arial" w:hAnsi="Arial"/>
-              </w:rPr>
-              <w:t xml:space="preserve">“Zet het in een tabel, kort en zakelijk.”</w:t>
+                <w:lang w:val="nl-NL"/>
+              </w:rPr>
+              <w:t xml:space="preserve">Output:</w:t>
+            </w:r>
+            <w:r>
+              <w:rPr>
+                <w:lang w:val="nl-NL"/>
+              </w:rPr>
+              <w:t xml:space="preserve"> “Zet het in een tabel, kort en zakelijk. Gebruik alleen informatie die ik je geef of die je kunt onderbouwen.”</w:t>
             </w:r>
           </w:p>
         </w:tc>
@@ -454,465 +753,2102 @@
     </w:tbl>
     <w:p>
       <w:pPr>
-        <w:spacing w:after="100"/>
+        <w:spacing w:after="120"/>
+        <w:rPr>
+          <w:lang w:val="nl-NL"/>
+        </w:rPr>
+      </w:pPr>
+    </w:p>
+    <w:p>
+      <w:pPr>
+        <w:keepNext/>
+        <w:pBdr>
+          <w:bottom w:val="single" w:sz="8" w:space="4" w:color="E5007D"/>
+        </w:pBdr>
+        <w:spacing w:before="360" w:after="140"/>
+        <w:rPr>
+          <w:lang w:val="nl-NL"/>
+        </w:rPr>
       </w:pPr>
       <w:r>
         <w:rPr>
-          <w:rFonts w:ascii="Arial" w:cs="Arial" w:eastAsia="Arial" w:hAnsi="Arial"/>
-        </w:rPr>
-        <w:t xml:space="preserve"/>
+          <w:b/>
+          <w:bCs/>
+          <w:color w:val="E5007D"/>
+          <w:sz w:val="28"/>
+          <w:szCs w:val="28"/>
+          <w:lang w:val="nl-NL"/>
+        </w:rPr>
+        <w:t xml:space="preserve">Invulbaar: bouw je eigen prompt</w:t>
       </w:r>
     </w:p>
     <w:p>
       <w:pPr>
-        <w:keepNext/>
-        <w:spacing w:after="100" w:before="240"/>
+        <w:spacing w:after="120" w:line="264" w:lineRule="auto"/>
+        <w:rPr>
+          <w:lang w:val="nl-NL"/>
+        </w:rPr>
       </w:pPr>
       <w:r>
         <w:rPr>
-          <w:rFonts w:ascii="Arial" w:cs="Arial" w:eastAsia="Arial" w:hAnsi="Arial"/>
-          <w:b/>
-          <w:bCs/>
-          <w:color w:val="1A1A1A"/>
-          <w:sz w:val="23"/>
-          <w:szCs w:val="23"/>
-        </w:rPr>
-        <w:t xml:space="preserve">Invulbaar: bouw je eigen prompt</w:t>
+          <w:lang w:val="nl-NL"/>
+        </w:rPr>
+        <w:t xml:space="preserve">Schrijf je prompt eerst hier uit, voordat je hem plakt. Wie de opbouw goed invult, komt sneller bij iets bruikbaars.</w:t>
       </w:r>
     </w:p>
     <w:tbl>
       <w:tblPr>
-        <w:tblW w:type="dxa" w:w="9746"/>
+        <w:tblW w:w="9746" w:type="dxa"/>
         <w:tblBorders>
-          <w:top w:val="single" w:color="auto" w:sz="4"/>
-          <w:left w:val="single" w:color="auto" w:sz="4"/>
-          <w:bottom w:val="single" w:color="auto" w:sz="4"/>
-          <w:right w:val="single" w:color="auto" w:sz="4"/>
-          <w:insideH w:val="single" w:color="auto" w:sz="4"/>
-          <w:insideV w:val="single" w:color="auto" w:sz="4"/>
+          <w:top w:val="single" w:sz="4" w:space="0" w:color="auto"/>
+          <w:left w:val="single" w:sz="4" w:space="0" w:color="auto"/>
+          <w:bottom w:val="single" w:sz="4" w:space="0" w:color="auto"/>
+          <w:right w:val="single" w:sz="4" w:space="0" w:color="auto"/>
+          <w:insideH w:val="single" w:sz="4" w:space="0" w:color="auto"/>
+          <w:insideV w:val="single" w:sz="4" w:space="0" w:color="auto"/>
         </w:tblBorders>
+        <w:tblCellMar>
+          <w:left w:w="10" w:type="dxa"/>
+          <w:right w:w="10" w:type="dxa"/>
+        </w:tblCellMar>
+        <w:tblLook w:val="04A0" w:firstRow="1" w:lastRow="0" w:firstColumn="1" w:lastColumn="0" w:noHBand="0" w:noVBand="1"/>
       </w:tblPr>
       <w:tblGrid>
-        <w:gridCol w:w="3400"/>
-        <w:gridCol w:w="6346"/>
+        <w:gridCol w:w="2600"/>
+        <w:gridCol w:w="7146"/>
       </w:tblGrid>
       <w:tr>
-        <w:tc>
-          <w:tcPr>
-            <w:tcW w:type="dxa" w:w="3400"/>
-            <w:tcBorders>
-              <w:top w:val="single" w:color="D9D9D9" w:sz="4"/>
-              <w:left w:val="single" w:color="D9D9D9" w:sz="4"/>
-              <w:bottom w:val="single" w:color="D9D9D9" w:sz="4"/>
-              <w:right w:val="single" w:color="D9D9D9" w:sz="4"/>
-            </w:tcBorders>
-            <w:shd w:fill="F4F4F4" w:color="auto" w:val="clear"/>
-            <w:tcMar>
-              <w:top w:type="dxa" w:w="80"/>
-              <w:left w:type="dxa" w:w="130"/>
-              <w:bottom w:type="dxa" w:w="80"/>
-              <w:right w:type="dxa" w:w="130"/>
-            </w:tcMar>
-            <w:vAlign w:val="top"/>
-          </w:tcPr>
-          <w:p>
-            <w:r>
-              <w:rPr>
-                <w:rFonts w:ascii="Arial" w:cs="Arial" w:eastAsia="Arial" w:hAnsi="Arial"/>
+        <w:trPr>
+          <w:cantSplit/>
+          <w:trHeight w:val="1600" w:hRule="atLeast"/>
+        </w:trPr>
+        <w:tc>
+          <w:tcPr>
+            <w:tcW w:w="2600" w:type="dxa"/>
+            <w:tcBorders>
+              <w:top w:val="single" w:sz="4" w:space="0" w:color="D9D9D9"/>
+              <w:left w:val="single" w:sz="4" w:space="0" w:color="D9D9D9"/>
+              <w:bottom w:val="single" w:sz="4" w:space="0" w:color="D9D9D9"/>
+              <w:right w:val="single" w:sz="4" w:space="0" w:color="D9D9D9"/>
+            </w:tcBorders>
+            <w:shd w:val="clear" w:color="auto" w:fill="F4F4F4"/>
+            <w:tcMar>
+              <w:top w:w="90" w:type="dxa"/>
+              <w:left w:w="130" w:type="dxa"/>
+              <w:bottom w:w="90" w:type="dxa"/>
+              <w:right w:w="130" w:type="dxa"/>
+            </w:tcMar>
+          </w:tcPr>
+          <w:p>
+            <w:pPr>
+              <w:spacing w:after="30"/>
+              <w:rPr>
+                <w:lang w:val="nl-NL"/>
+              </w:rPr>
+            </w:pPr>
+            <w:r>
+              <w:rPr>
                 <w:b/>
                 <w:bCs/>
                 <w:sz w:val="19"/>
                 <w:szCs w:val="19"/>
+                <w:lang w:val="nl-NL"/>
               </w:rPr>
               <w:t xml:space="preserve">Rol</w:t>
             </w:r>
           </w:p>
-        </w:tc>
-        <w:tc>
-          <w:tcPr>
-            <w:tcW w:type="dxa" w:w="6346"/>
-            <w:tcBorders>
-              <w:top w:val="single" w:color="D9D9D9" w:sz="4"/>
-              <w:left w:val="single" w:color="D9D9D9" w:sz="4"/>
-              <w:bottom w:val="single" w:color="D9D9D9" w:sz="4"/>
-              <w:right w:val="single" w:color="D9D9D9" w:sz="4"/>
-            </w:tcBorders>
-            <w:tcMar>
-              <w:top w:type="dxa" w:w="80"/>
-              <w:left w:type="dxa" w:w="130"/>
-              <w:bottom w:type="dxa" w:w="120"/>
-              <w:right w:type="dxa" w:w="130"/>
-            </w:tcMar>
-          </w:tcPr>
-          <w:p>
-            <w:pPr>
-              <w:spacing w:after="40" w:before="40"/>
-            </w:pPr>
-            <w:r>
-              <w:rPr>
-                <w:rFonts w:ascii="Arial" w:cs="Arial" w:eastAsia="Arial" w:hAnsi="Arial"/>
+          <w:p>
+            <w:pPr>
+              <w:rPr>
+                <w:lang w:val="nl-NL"/>
+              </w:rPr>
+            </w:pPr>
+            <w:r>
+              <w:rPr>
+                <w:i/>
+                <w:iCs/>
+                <w:color w:val="E5007D"/>
+                <w:sz w:val="17"/>
+                <w:szCs w:val="17"/>
+                <w:lang w:val="nl-NL"/>
+              </w:rPr>
+              <w:t xml:space="preserve">Wie moet de AI zijn?</w:t>
+            </w:r>
+          </w:p>
+        </w:tc>
+        <w:tc>
+          <w:tcPr>
+            <w:tcW w:w="7146" w:type="dxa"/>
+            <w:tcBorders>
+              <w:top w:val="single" w:sz="4" w:space="0" w:color="D9D9D9"/>
+              <w:left w:val="single" w:sz="4" w:space="0" w:color="D9D9D9"/>
+              <w:bottom w:val="single" w:sz="4" w:space="0" w:color="D9D9D9"/>
+              <w:right w:val="single" w:sz="4" w:space="0" w:color="D9D9D9"/>
+            </w:tcBorders>
+            <w:tcMar>
+              <w:top w:w="90" w:type="dxa"/>
+              <w:left w:w="130" w:type="dxa"/>
+              <w:bottom w:w="90" w:type="dxa"/>
+              <w:right w:w="130" w:type="dxa"/>
+            </w:tcMar>
+          </w:tcPr>
+          <w:p>
+            <w:pPr>
+              <w:spacing w:after="60"/>
+              <w:rPr>
+                <w:lang w:val="nl-NL"/>
+              </w:rPr>
+            </w:pPr>
+            <w:r>
+              <w:rPr>
+                <w:i/>
+                <w:iCs/>
+                <w:color w:val="595959"/>
+                <w:sz w:val="17"/>
+                <w:szCs w:val="17"/>
+                <w:lang w:val="nl-NL"/>
+              </w:rPr>
+              <w:t xml:space="preserve">Welke expertise heb je nodig? Hoe specifieker, hoe beter.</w:t>
+            </w:r>
+          </w:p>
+          <w:p>
+            <w:pPr>
+              <w:spacing w:before="40" w:after="40"/>
+              <w:rPr>
+                <w:lang w:val="nl-NL"/>
+              </w:rPr>
+            </w:pPr>
+            <w:r>
+              <w:rPr>
                 <w:i/>
                 <w:iCs/>
                 <w:color w:val="595959"/>
                 <w:sz w:val="18"/>
                 <w:szCs w:val="18"/>
+                <w:lang w:val="nl-NL"/>
               </w:rPr>
               <w:t xml:space="preserve">[ vul hier in ]</w:t>
             </w:r>
+          </w:p>
+          <w:p>
+            <w:pPr>
+              <w:spacing w:before="40" w:after="40"/>
+              <w:rPr>
+                <w:lang w:val="nl-NL"/>
+              </w:rPr>
+            </w:pPr>
+          </w:p>
+          <w:p>
+            <w:pPr>
+              <w:spacing w:before="40" w:after="40"/>
+              <w:rPr>
+                <w:lang w:val="nl-NL"/>
+              </w:rPr>
+            </w:pPr>
           </w:p>
         </w:tc>
       </w:tr>
       <w:tr>
-        <w:tc>
-          <w:tcPr>
-            <w:tcW w:type="dxa" w:w="3400"/>
-            <w:tcBorders>
-              <w:top w:val="single" w:color="D9D9D9" w:sz="4"/>
-              <w:left w:val="single" w:color="D9D9D9" w:sz="4"/>
-              <w:bottom w:val="single" w:color="D9D9D9" w:sz="4"/>
-              <w:right w:val="single" w:color="D9D9D9" w:sz="4"/>
-            </w:tcBorders>
-            <w:shd w:fill="F4F4F4" w:color="auto" w:val="clear"/>
-            <w:tcMar>
-              <w:top w:type="dxa" w:w="80"/>
-              <w:left w:type="dxa" w:w="130"/>
-              <w:bottom w:type="dxa" w:w="80"/>
-              <w:right w:type="dxa" w:w="130"/>
-            </w:tcMar>
-            <w:vAlign w:val="top"/>
-          </w:tcPr>
-          <w:p>
-            <w:r>
-              <w:rPr>
-                <w:rFonts w:ascii="Arial" w:cs="Arial" w:eastAsia="Arial" w:hAnsi="Arial"/>
+        <w:trPr>
+          <w:cantSplit/>
+          <w:trHeight w:val="2800" w:hRule="atLeast"/>
+        </w:trPr>
+        <w:tc>
+          <w:tcPr>
+            <w:tcW w:w="2600" w:type="dxa"/>
+            <w:tcBorders>
+              <w:top w:val="single" w:sz="4" w:space="0" w:color="D9D9D9"/>
+              <w:left w:val="single" w:sz="4" w:space="0" w:color="D9D9D9"/>
+              <w:bottom w:val="single" w:sz="4" w:space="0" w:color="D9D9D9"/>
+              <w:right w:val="single" w:sz="4" w:space="0" w:color="D9D9D9"/>
+            </w:tcBorders>
+            <w:shd w:val="clear" w:color="auto" w:fill="F4F4F4"/>
+            <w:tcMar>
+              <w:top w:w="90" w:type="dxa"/>
+              <w:left w:w="130" w:type="dxa"/>
+              <w:bottom w:w="90" w:type="dxa"/>
+              <w:right w:w="130" w:type="dxa"/>
+            </w:tcMar>
+          </w:tcPr>
+          <w:p>
+            <w:pPr>
+              <w:spacing w:after="30"/>
+              <w:rPr>
+                <w:lang w:val="nl-NL"/>
+              </w:rPr>
+            </w:pPr>
+            <w:r>
+              <w:rPr>
                 <w:b/>
                 <w:bCs/>
                 <w:sz w:val="19"/>
                 <w:szCs w:val="19"/>
+                <w:lang w:val="nl-NL"/>
               </w:rPr>
               <w:t xml:space="preserve">Context</w:t>
             </w:r>
           </w:p>
-        </w:tc>
-        <w:tc>
-          <w:tcPr>
-            <w:tcW w:type="dxa" w:w="6346"/>
-            <w:tcBorders>
-              <w:top w:val="single" w:color="D9D9D9" w:sz="4"/>
-              <w:left w:val="single" w:color="D9D9D9" w:sz="4"/>
-              <w:bottom w:val="single" w:color="D9D9D9" w:sz="4"/>
-              <w:right w:val="single" w:color="D9D9D9" w:sz="4"/>
-            </w:tcBorders>
-            <w:tcMar>
-              <w:top w:type="dxa" w:w="80"/>
-              <w:left w:type="dxa" w:w="130"/>
-              <w:bottom w:type="dxa" w:w="120"/>
-              <w:right w:type="dxa" w:w="130"/>
-            </w:tcMar>
-          </w:tcPr>
-          <w:p>
-            <w:pPr>
-              <w:spacing w:after="40" w:before="40"/>
-            </w:pPr>
-            <w:r>
-              <w:rPr>
-                <w:rFonts w:ascii="Arial" w:cs="Arial" w:eastAsia="Arial" w:hAnsi="Arial"/>
+          <w:p>
+            <w:pPr>
+              <w:rPr>
+                <w:lang w:val="nl-NL"/>
+              </w:rPr>
+            </w:pPr>
+            <w:r>
+              <w:rPr>
+                <w:i/>
+                <w:iCs/>
+                <w:color w:val="E5007D"/>
+                <w:sz w:val="17"/>
+                <w:szCs w:val="17"/>
+                <w:lang w:val="nl-NL"/>
+              </w:rPr>
+              <w:t xml:space="preserve">Wat moet de AI weten?</w:t>
+            </w:r>
+          </w:p>
+        </w:tc>
+        <w:tc>
+          <w:tcPr>
+            <w:tcW w:w="7146" w:type="dxa"/>
+            <w:tcBorders>
+              <w:top w:val="single" w:sz="4" w:space="0" w:color="D9D9D9"/>
+              <w:left w:val="single" w:sz="4" w:space="0" w:color="D9D9D9"/>
+              <w:bottom w:val="single" w:sz="4" w:space="0" w:color="D9D9D9"/>
+              <w:right w:val="single" w:sz="4" w:space="0" w:color="D9D9D9"/>
+            </w:tcBorders>
+            <w:tcMar>
+              <w:top w:w="90" w:type="dxa"/>
+              <w:left w:w="130" w:type="dxa"/>
+              <w:bottom w:w="90" w:type="dxa"/>
+              <w:right w:w="130" w:type="dxa"/>
+            </w:tcMar>
+          </w:tcPr>
+          <w:p>
+            <w:pPr>
+              <w:spacing w:after="60"/>
+              <w:rPr>
+                <w:lang w:val="nl-NL"/>
+              </w:rPr>
+            </w:pPr>
+            <w:r>
+              <w:rPr>
+                <w:i/>
+                <w:iCs/>
+                <w:color w:val="595959"/>
+                <w:sz w:val="17"/>
+                <w:szCs w:val="17"/>
+                <w:lang w:val="nl-NL"/>
+              </w:rPr>
+              <w:t xml:space="preserve">Je project, je opdrachtgever, je doelgroep, wat je al hebt uitgezocht en welke keuzes al vaststaan. Dit deel wordt bijna altijd te kort ingevuld.</w:t>
+            </w:r>
+          </w:p>
+          <w:p>
+            <w:pPr>
+              <w:spacing w:before="40" w:after="40"/>
+              <w:rPr>
+                <w:lang w:val="nl-NL"/>
+              </w:rPr>
+            </w:pPr>
+            <w:r>
+              <w:rPr>
                 <w:i/>
                 <w:iCs/>
                 <w:color w:val="595959"/>
                 <w:sz w:val="18"/>
                 <w:szCs w:val="18"/>
+                <w:lang w:val="nl-NL"/>
               </w:rPr>
               <w:t xml:space="preserve">[ vul hier in ]</w:t>
             </w:r>
+          </w:p>
+          <w:p>
+            <w:pPr>
+              <w:spacing w:before="40" w:after="40"/>
+              <w:rPr>
+                <w:lang w:val="nl-NL"/>
+              </w:rPr>
+            </w:pPr>
+          </w:p>
+          <w:p>
+            <w:pPr>
+              <w:spacing w:before="40" w:after="40"/>
+              <w:rPr>
+                <w:lang w:val="nl-NL"/>
+              </w:rPr>
+            </w:pPr>
+          </w:p>
+          <w:p>
+            <w:pPr>
+              <w:spacing w:before="40" w:after="40"/>
+              <w:rPr>
+                <w:lang w:val="nl-NL"/>
+              </w:rPr>
+            </w:pPr>
+          </w:p>
+          <w:p>
+            <w:pPr>
+              <w:spacing w:before="40" w:after="40"/>
+              <w:rPr>
+                <w:lang w:val="nl-NL"/>
+              </w:rPr>
+            </w:pPr>
+          </w:p>
+          <w:p>
+            <w:pPr>
+              <w:spacing w:before="40" w:after="40"/>
+              <w:rPr>
+                <w:lang w:val="nl-NL"/>
+              </w:rPr>
+            </w:pPr>
+          </w:p>
+          <w:p>
+            <w:pPr>
+              <w:spacing w:before="40" w:after="40"/>
+              <w:rPr>
+                <w:lang w:val="nl-NL"/>
+              </w:rPr>
+            </w:pPr>
           </w:p>
         </w:tc>
       </w:tr>
       <w:tr>
-        <w:tc>
-          <w:tcPr>
-            <w:tcW w:type="dxa" w:w="3400"/>
-            <w:tcBorders>
-              <w:top w:val="single" w:color="D9D9D9" w:sz="4"/>
-              <w:left w:val="single" w:color="D9D9D9" w:sz="4"/>
-              <w:bottom w:val="single" w:color="D9D9D9" w:sz="4"/>
-              <w:right w:val="single" w:color="D9D9D9" w:sz="4"/>
-            </w:tcBorders>
-            <w:shd w:fill="F4F4F4" w:color="auto" w:val="clear"/>
-            <w:tcMar>
-              <w:top w:type="dxa" w:w="80"/>
-              <w:left w:type="dxa" w:w="130"/>
-              <w:bottom w:type="dxa" w:w="80"/>
-              <w:right w:type="dxa" w:w="130"/>
-            </w:tcMar>
-            <w:vAlign w:val="top"/>
-          </w:tcPr>
-          <w:p>
-            <w:r>
-              <w:rPr>
-                <w:rFonts w:ascii="Arial" w:cs="Arial" w:eastAsia="Arial" w:hAnsi="Arial"/>
+        <w:trPr>
+          <w:cantSplit/>
+          <w:trHeight w:val="2400" w:hRule="atLeast"/>
+        </w:trPr>
+        <w:tc>
+          <w:tcPr>
+            <w:tcW w:w="2600" w:type="dxa"/>
+            <w:tcBorders>
+              <w:top w:val="single" w:sz="4" w:space="0" w:color="D9D9D9"/>
+              <w:left w:val="single" w:sz="4" w:space="0" w:color="D9D9D9"/>
+              <w:bottom w:val="single" w:sz="4" w:space="0" w:color="D9D9D9"/>
+              <w:right w:val="single" w:sz="4" w:space="0" w:color="D9D9D9"/>
+            </w:tcBorders>
+            <w:shd w:val="clear" w:color="auto" w:fill="F4F4F4"/>
+            <w:tcMar>
+              <w:top w:w="90" w:type="dxa"/>
+              <w:left w:w="130" w:type="dxa"/>
+              <w:bottom w:w="90" w:type="dxa"/>
+              <w:right w:w="130" w:type="dxa"/>
+            </w:tcMar>
+          </w:tcPr>
+          <w:p>
+            <w:pPr>
+              <w:spacing w:after="30"/>
+              <w:rPr>
+                <w:lang w:val="nl-NL"/>
+              </w:rPr>
+            </w:pPr>
+            <w:r>
+              <w:rPr>
                 <w:b/>
                 <w:bCs/>
                 <w:sz w:val="19"/>
                 <w:szCs w:val="19"/>
+                <w:lang w:val="nl-NL"/>
               </w:rPr>
               <w:t xml:space="preserve">Opdracht</w:t>
             </w:r>
           </w:p>
-        </w:tc>
-        <w:tc>
-          <w:tcPr>
-            <w:tcW w:type="dxa" w:w="6346"/>
-            <w:tcBorders>
-              <w:top w:val="single" w:color="D9D9D9" w:sz="4"/>
-              <w:left w:val="single" w:color="D9D9D9" w:sz="4"/>
-              <w:bottom w:val="single" w:color="D9D9D9" w:sz="4"/>
-              <w:right w:val="single" w:color="D9D9D9" w:sz="4"/>
-            </w:tcBorders>
-            <w:tcMar>
-              <w:top w:type="dxa" w:w="80"/>
-              <w:left w:type="dxa" w:w="130"/>
-              <w:bottom w:type="dxa" w:w="120"/>
-              <w:right w:type="dxa" w:w="130"/>
-            </w:tcMar>
-          </w:tcPr>
-          <w:p>
-            <w:pPr>
-              <w:spacing w:after="40" w:before="40"/>
-            </w:pPr>
-            <w:r>
-              <w:rPr>
-                <w:rFonts w:ascii="Arial" w:cs="Arial" w:eastAsia="Arial" w:hAnsi="Arial"/>
+          <w:p>
+            <w:pPr>
+              <w:rPr>
+                <w:lang w:val="nl-NL"/>
+              </w:rPr>
+            </w:pPr>
+            <w:r>
+              <w:rPr>
+                <w:i/>
+                <w:iCs/>
+                <w:color w:val="E5007D"/>
+                <w:sz w:val="17"/>
+                <w:szCs w:val="17"/>
+                <w:lang w:val="nl-NL"/>
+              </w:rPr>
+              <w:t xml:space="preserve">Wat moet de AI doen?</w:t>
+            </w:r>
+          </w:p>
+        </w:tc>
+        <w:tc>
+          <w:tcPr>
+            <w:tcW w:w="7146" w:type="dxa"/>
+            <w:tcBorders>
+              <w:top w:val="single" w:sz="4" w:space="0" w:color="D9D9D9"/>
+              <w:left w:val="single" w:sz="4" w:space="0" w:color="D9D9D9"/>
+              <w:bottom w:val="single" w:sz="4" w:space="0" w:color="D9D9D9"/>
+              <w:right w:val="single" w:sz="4" w:space="0" w:color="D9D9D9"/>
+            </w:tcBorders>
+            <w:tcMar>
+              <w:top w:w="90" w:type="dxa"/>
+              <w:left w:w="130" w:type="dxa"/>
+              <w:bottom w:w="90" w:type="dxa"/>
+              <w:right w:w="130" w:type="dxa"/>
+            </w:tcMar>
+          </w:tcPr>
+          <w:p>
+            <w:pPr>
+              <w:spacing w:after="60"/>
+              <w:rPr>
+                <w:lang w:val="nl-NL"/>
+              </w:rPr>
+            </w:pPr>
+            <w:r>
+              <w:rPr>
+                <w:i/>
+                <w:iCs/>
+                <w:color w:val="595959"/>
+                <w:sz w:val="17"/>
+                <w:szCs w:val="17"/>
+                <w:lang w:val="nl-NL"/>
+              </w:rPr>
+              <w:t xml:space="preserve">Eén heldere taak. Vraag om denkwerk, niet alleen om tekst: bijvoorbeeld tegenargumenten of blinde vlekken.</w:t>
+            </w:r>
+          </w:p>
+          <w:p>
+            <w:pPr>
+              <w:spacing w:before="40" w:after="40"/>
+              <w:rPr>
+                <w:lang w:val="nl-NL"/>
+              </w:rPr>
+            </w:pPr>
+            <w:r>
+              <w:rPr>
                 <w:i/>
                 <w:iCs/>
                 <w:color w:val="595959"/>
                 <w:sz w:val="18"/>
                 <w:szCs w:val="18"/>
+                <w:lang w:val="nl-NL"/>
               </w:rPr>
               <w:t xml:space="preserve">[ vul hier in ]</w:t>
             </w:r>
+          </w:p>
+          <w:p>
+            <w:pPr>
+              <w:spacing w:before="40" w:after="40"/>
+              <w:rPr>
+                <w:lang w:val="nl-NL"/>
+              </w:rPr>
+            </w:pPr>
+          </w:p>
+          <w:p>
+            <w:pPr>
+              <w:spacing w:before="40" w:after="40"/>
+              <w:rPr>
+                <w:lang w:val="nl-NL"/>
+              </w:rPr>
+            </w:pPr>
+          </w:p>
+          <w:p>
+            <w:pPr>
+              <w:spacing w:before="40" w:after="40"/>
+              <w:rPr>
+                <w:lang w:val="nl-NL"/>
+              </w:rPr>
+            </w:pPr>
+          </w:p>
+          <w:p>
+            <w:pPr>
+              <w:spacing w:before="40" w:after="40"/>
+              <w:rPr>
+                <w:lang w:val="nl-NL"/>
+              </w:rPr>
+            </w:pPr>
           </w:p>
         </w:tc>
       </w:tr>
       <w:tr>
-        <w:tc>
-          <w:tcPr>
-            <w:tcW w:type="dxa" w:w="3400"/>
-            <w:tcBorders>
-              <w:top w:val="single" w:color="D9D9D9" w:sz="4"/>
-              <w:left w:val="single" w:color="D9D9D9" w:sz="4"/>
-              <w:bottom w:val="single" w:color="D9D9D9" w:sz="4"/>
-              <w:right w:val="single" w:color="D9D9D9" w:sz="4"/>
-            </w:tcBorders>
-            <w:shd w:fill="F4F4F4" w:color="auto" w:val="clear"/>
-            <w:tcMar>
-              <w:top w:type="dxa" w:w="80"/>
-              <w:left w:type="dxa" w:w="130"/>
-              <w:bottom w:type="dxa" w:w="80"/>
-              <w:right w:type="dxa" w:w="130"/>
-            </w:tcMar>
-            <w:vAlign w:val="top"/>
-          </w:tcPr>
-          <w:p>
-            <w:r>
-              <w:rPr>
-                <w:rFonts w:ascii="Arial" w:cs="Arial" w:eastAsia="Arial" w:hAnsi="Arial"/>
+        <w:trPr>
+          <w:cantSplit/>
+          <w:trHeight w:val="2400" w:hRule="atLeast"/>
+        </w:trPr>
+        <w:tc>
+          <w:tcPr>
+            <w:tcW w:w="2600" w:type="dxa"/>
+            <w:tcBorders>
+              <w:top w:val="single" w:sz="4" w:space="0" w:color="D9D9D9"/>
+              <w:left w:val="single" w:sz="4" w:space="0" w:color="D9D9D9"/>
+              <w:bottom w:val="single" w:sz="4" w:space="0" w:color="D9D9D9"/>
+              <w:right w:val="single" w:sz="4" w:space="0" w:color="D9D9D9"/>
+            </w:tcBorders>
+            <w:shd w:val="clear" w:color="auto" w:fill="F4F4F4"/>
+            <w:tcMar>
+              <w:top w:w="90" w:type="dxa"/>
+              <w:left w:w="130" w:type="dxa"/>
+              <w:bottom w:w="90" w:type="dxa"/>
+              <w:right w:w="130" w:type="dxa"/>
+            </w:tcMar>
+          </w:tcPr>
+          <w:p>
+            <w:pPr>
+              <w:spacing w:after="30"/>
+              <w:rPr>
+                <w:lang w:val="nl-NL"/>
+              </w:rPr>
+            </w:pPr>
+            <w:r>
+              <w:rPr>
                 <w:b/>
                 <w:bCs/>
                 <w:sz w:val="19"/>
                 <w:szCs w:val="19"/>
+                <w:lang w:val="nl-NL"/>
               </w:rPr>
               <w:t xml:space="preserve">Output</w:t>
             </w:r>
           </w:p>
-        </w:tc>
-        <w:tc>
-          <w:tcPr>
-            <w:tcW w:type="dxa" w:w="6346"/>
-            <w:tcBorders>
-              <w:top w:val="single" w:color="D9D9D9" w:sz="4"/>
-              <w:left w:val="single" w:color="D9D9D9" w:sz="4"/>
-              <w:bottom w:val="single" w:color="D9D9D9" w:sz="4"/>
-              <w:right w:val="single" w:color="D9D9D9" w:sz="4"/>
-            </w:tcBorders>
-            <w:tcMar>
-              <w:top w:type="dxa" w:w="80"/>
-              <w:left w:type="dxa" w:w="130"/>
-              <w:bottom w:type="dxa" w:w="120"/>
-              <w:right w:type="dxa" w:w="130"/>
-            </w:tcMar>
-          </w:tcPr>
-          <w:p>
-            <w:pPr>
-              <w:spacing w:after="40" w:before="40"/>
-            </w:pPr>
-            <w:r>
-              <w:rPr>
-                <w:rFonts w:ascii="Arial" w:cs="Arial" w:eastAsia="Arial" w:hAnsi="Arial"/>
+          <w:p>
+            <w:pPr>
+              <w:rPr>
+                <w:lang w:val="nl-NL"/>
+              </w:rPr>
+            </w:pPr>
+            <w:r>
+              <w:rPr>
+                <w:i/>
+                <w:iCs/>
+                <w:color w:val="E5007D"/>
+                <w:sz w:val="17"/>
+                <w:szCs w:val="17"/>
+                <w:lang w:val="nl-NL"/>
+              </w:rPr>
+              <w:t xml:space="preserve">Hoe wil je het terug?</w:t>
+            </w:r>
+          </w:p>
+        </w:tc>
+        <w:tc>
+          <w:tcPr>
+            <w:tcW w:w="7146" w:type="dxa"/>
+            <w:tcBorders>
+              <w:top w:val="single" w:sz="4" w:space="0" w:color="D9D9D9"/>
+              <w:left w:val="single" w:sz="4" w:space="0" w:color="D9D9D9"/>
+              <w:bottom w:val="single" w:sz="4" w:space="0" w:color="D9D9D9"/>
+              <w:right w:val="single" w:sz="4" w:space="0" w:color="D9D9D9"/>
+            </w:tcBorders>
+            <w:tcMar>
+              <w:top w:w="90" w:type="dxa"/>
+              <w:left w:w="130" w:type="dxa"/>
+              <w:bottom w:w="90" w:type="dxa"/>
+              <w:right w:w="130" w:type="dxa"/>
+            </w:tcMar>
+          </w:tcPr>
+          <w:p>
+            <w:pPr>
+              <w:spacing w:after="60"/>
+              <w:rPr>
+                <w:lang w:val="nl-NL"/>
+              </w:rPr>
+            </w:pPr>
+            <w:r>
+              <w:rPr>
+                <w:i/>
+                <w:iCs/>
+                <w:color w:val="595959"/>
+                <w:sz w:val="17"/>
+                <w:szCs w:val="17"/>
+                <w:lang w:val="nl-NL"/>
+              </w:rPr>
+              <w:t xml:space="preserve">Vorm, lengte, toon, taal. Zet erbij wat de AI níét mag doen, zoals cijfers verzinnen of informatie toevoegen die je niet hebt gegeven.</w:t>
+            </w:r>
+          </w:p>
+          <w:p>
+            <w:pPr>
+              <w:spacing w:before="40" w:after="40"/>
+              <w:rPr>
+                <w:lang w:val="nl-NL"/>
+              </w:rPr>
+            </w:pPr>
+            <w:r>
+              <w:rPr>
                 <w:i/>
                 <w:iCs/>
                 <w:color w:val="595959"/>
                 <w:sz w:val="18"/>
                 <w:szCs w:val="18"/>
+                <w:lang w:val="nl-NL"/>
               </w:rPr>
               <w:t xml:space="preserve">[ vul hier in ]</w:t>
             </w:r>
+          </w:p>
+          <w:p>
+            <w:pPr>
+              <w:spacing w:before="40" w:after="40"/>
+              <w:rPr>
+                <w:lang w:val="nl-NL"/>
+              </w:rPr>
+            </w:pPr>
+          </w:p>
+          <w:p>
+            <w:pPr>
+              <w:spacing w:before="40" w:after="40"/>
+              <w:rPr>
+                <w:lang w:val="nl-NL"/>
+              </w:rPr>
+            </w:pPr>
+          </w:p>
+          <w:p>
+            <w:pPr>
+              <w:spacing w:before="40" w:after="40"/>
+              <w:rPr>
+                <w:lang w:val="nl-NL"/>
+              </w:rPr>
+            </w:pPr>
+          </w:p>
+          <w:p>
+            <w:pPr>
+              <w:spacing w:before="40" w:after="40"/>
+              <w:rPr>
+                <w:lang w:val="nl-NL"/>
+              </w:rPr>
+            </w:pPr>
           </w:p>
         </w:tc>
       </w:tr>
     </w:tbl>
     <w:p>
       <w:pPr>
+        <w:spacing w:after="120"/>
+        <w:rPr>
+          <w:lang w:val="nl-NL"/>
+        </w:rPr>
+      </w:pPr>
+    </w:p>
+    <w:p>
+      <w:pPr>
         <w:keepNext/>
         <w:pBdr>
-          <w:bottom w:val="single" w:color="E5007D" w:sz="8" w:space="4"/>
+          <w:bottom w:val="single" w:sz="8" w:space="4" w:color="E5007D"/>
         </w:pBdr>
-        <w:spacing w:after="140" w:before="360"/>
+        <w:spacing w:before="360" w:after="140"/>
+        <w:rPr>
+          <w:lang w:val="nl-NL"/>
+        </w:rPr>
       </w:pPr>
       <w:r>
         <w:rPr>
-          <w:rFonts w:ascii="Arial" w:cs="Arial" w:eastAsia="Arial" w:hAnsi="Arial"/>
           <w:b/>
           <w:bCs/>
           <w:color w:val="E5007D"/>
           <w:sz w:val="28"/>
           <w:szCs w:val="28"/>
-        </w:rPr>
-        <w:t xml:space="preserve">Checken: trap niet in AI blindness</w:t>
+          <w:lang w:val="nl-NL"/>
+        </w:rPr>
+        <w:t xml:space="preserve">Trap niet in AI blindness</w:t>
       </w:r>
     </w:p>
     <w:p>
       <w:pPr>
-        <w:spacing w:after="120" w:before="0" w:line="264"/>
+        <w:spacing w:after="120" w:line="264" w:lineRule="auto"/>
+        <w:rPr>
+          <w:lang w:val="nl-NL"/>
+        </w:rPr>
       </w:pPr>
       <w:r>
         <w:rPr>
-          <w:rFonts w:ascii="Arial" w:cs="Arial" w:eastAsia="Arial" w:hAnsi="Arial"/>
-        </w:rPr>
-        <w:t xml:space="preserve">AI klinkt altijd overtuigend, ook als het iets verzint. Behandel elke output als een onbevestigde bron. Controleer cijfers, claims en bronnen voordat je ze gebruikt, en leg in je onderbouwingslogboek vast hoe je het hebt gecheckt (09). Een handige check is de CRAAP-test: kijk naar herkomst, actualiteit, autoriteit, juistheid en doel van de informatie.</w:t>
+          <w:lang w:val="nl-NL"/>
+        </w:rPr>
+        <w:t xml:space="preserve">AI klinkt altijd overtuigend, ook als het iets verzint. Behandel elke output als een onbevestigde bron. Controleer cijfers, claims en bronnen voordat je ze gebruikt, en leg in je onderbouwingslogboek vast hoe je het hebt gecheckt (zie 09 Onderbouwen). De CRAAP-test in dat hulpmiddel loopt je bronnen systematisch langs: actualiteit, relevantie, herkomst, juistheid en doel.</w:t>
       </w:r>
     </w:p>
     <w:p>
       <w:pPr>
         <w:keepNext/>
         <w:pBdr>
-          <w:bottom w:val="single" w:color="E5007D" w:sz="8" w:space="4"/>
+          <w:bottom w:val="single" w:sz="8" w:space="4" w:color="E5007D"/>
         </w:pBdr>
-        <w:spacing w:after="140" w:before="360"/>
+        <w:spacing w:before="360" w:after="140"/>
+        <w:rPr>
+          <w:lang w:val="nl-NL"/>
+        </w:rPr>
       </w:pPr>
       <w:r>
         <w:rPr>
-          <w:rFonts w:ascii="Arial" w:cs="Arial" w:eastAsia="Arial" w:hAnsi="Arial"/>
           <w:b/>
           <w:bCs/>
           <w:color w:val="E5007D"/>
           <w:sz w:val="28"/>
           <w:szCs w:val="28"/>
-        </w:rPr>
-        <w:t xml:space="preserve">Vertrouwelijkheid en AVG</w:t>
+          <w:lang w:val="nl-NL"/>
+        </w:rPr>
+        <w:t xml:space="preserve">Vertrouwelijkheid, AVG en integriteit</w:t>
       </w:r>
     </w:p>
     <w:p>
       <w:pPr>
-        <w:spacing w:after="120" w:before="0" w:line="264"/>
+        <w:spacing w:after="120" w:line="264" w:lineRule="auto"/>
+        <w:rPr>
+          <w:lang w:val="nl-NL"/>
+        </w:rPr>
       </w:pPr>
       <w:r>
         <w:rPr>
-          <w:rFonts w:ascii="Arial" w:cs="Arial" w:eastAsia="Arial" w:hAnsi="Arial"/>
-        </w:rPr>
-        <w:t xml:space="preserve">Wat je in een publieke AI-tool typt, kan worden opgeslagen of gebruikt om het model te trainen. Zet daarom nooit persoonsgegevens, vertrouwelijke informatie of bedrijfsdata van je opdrachtgever in een open AI-tool. Dat is niet alleen onverstandig, het kan ook in strijd zijn met de AVG, de privacywetgeving. Vraag bij twijfel je opdrachtgever of begeleider, en gebruik bij voorkeur een afgeschermde, door de HAN goedgekeurde omgeving.</w:t>
+          <w:lang w:val="nl-NL"/>
+        </w:rPr>
+        <w:t xml:space="preserve">Wat je in een publieke AI-tool typt, kan worden opgeslagen of gebruikt om het model te trainen. Zet daarom nooit persoonsgegevens, vertrouwelijke informatie of bedrijfsdata van je opdrachtgever in een open AI-tool. Dat is niet alleen onverstandig, het kan ook in strijd zijn met de AVG. Vraag bij twijfel je opdrachtgever of begeleider, en gebruik bij voorkeur een afgeschermde, door de HAN goedgekeurde omgeving.</w:t>
       </w:r>
     </w:p>
     <w:p>
       <w:pPr>
+        <w:spacing w:after="120" w:line="264" w:lineRule="auto"/>
+        <w:rPr>
+          <w:lang w:val="nl-NL"/>
+        </w:rPr>
+      </w:pPr>
+      <w:r>
+        <w:rPr>
+          <w:lang w:val="nl-NL"/>
+        </w:rPr>
+        <w:t xml:space="preserve">Je bent zelf verantwoordelijk voor wat je inlevert, ook als AI heeft meegeschreven. Wees transparant over hoe je AI hebt gebruikt en vermeld het waar dat hoort, volgens de APA-richtlijnen. Ongeoorloofd of verzwegen AI-gebruik kan als fraude gelden. Houd je aan de AI-afspraken van de HAN en van je opleiding.</w:t>
+      </w:r>
+    </w:p>
+    <w:p>
+      <w:pPr>
         <w:keepNext/>
         <w:pBdr>
-          <w:bottom w:val="single" w:color="E5007D" w:sz="8" w:space="4"/>
+          <w:bottom w:val="single" w:sz="8" w:space="4" w:color="E5007D"/>
         </w:pBdr>
-        <w:spacing w:after="140" w:before="360"/>
+        <w:spacing w:before="360" w:after="140"/>
+        <w:rPr>
+          <w:lang w:val="nl-NL"/>
+        </w:rPr>
       </w:pPr>
       <w:r>
         <w:rPr>
-          <w:rFonts w:ascii="Arial" w:cs="Arial" w:eastAsia="Arial" w:hAnsi="Arial"/>
           <w:b/>
           <w:bCs/>
           <w:color w:val="E5007D"/>
           <w:sz w:val="28"/>
           <w:szCs w:val="28"/>
-        </w:rPr>
-        <w:t xml:space="preserve">Integriteit</w:t>
+          <w:lang w:val="nl-NL"/>
+        </w:rPr>
+        <w:t xml:space="preserve">Invulbaar: verantwoording van je AI-gebruik</w:t>
       </w:r>
     </w:p>
     <w:p>
       <w:pPr>
-        <w:spacing w:after="120" w:before="0" w:line="264"/>
+        <w:spacing w:after="120" w:line="264" w:lineRule="auto"/>
+        <w:rPr>
+          <w:lang w:val="nl-NL"/>
+        </w:rPr>
       </w:pPr>
       <w:r>
         <w:rPr>
-          <w:rFonts w:ascii="Arial" w:cs="Arial" w:eastAsia="Arial" w:hAnsi="Arial"/>
-        </w:rPr>
-        <w:t xml:space="preserve">Je bent zelf verantwoordelijk voor wat je inlevert, ook als AI heeft meegeschreven. Wees transparant over hoe je AI hebt gebruikt, en vermeld het waar dat hoort (volgens de APA-richtlijnen). Ongeoorloofd of verzwegen AI-gebruik kan als fraude gelden. Houd je aan de AI-afspraken van de HAN en van je opleiding.</w:t>
-      </w:r>
-    </w:p>
-    <w:p>
-      <w:pPr>
-        <w:spacing w:after="40"/>
-      </w:pPr>
-      <w:r>
-        <w:rPr>
-          <w:rFonts w:ascii="Arial" w:cs="Arial" w:eastAsia="Arial" w:hAnsi="Arial"/>
-        </w:rPr>
-        <w:t xml:space="preserve"/>
+          <w:lang w:val="nl-NL"/>
+        </w:rPr>
+        <w:t xml:space="preserve">Houd dit bij zodra je AI inzet voor iets dat in je beroepsproduct terechtkomt. Je hebt het nodig bij je oplevering.</w:t>
       </w:r>
     </w:p>
     <w:tbl>
       <w:tblPr>
-        <w:tblW w:type="dxa" w:w="9746"/>
+        <w:tblW w:w="9746" w:type="dxa"/>
         <w:tblBorders>
-          <w:top w:val="single" w:color="D9D9D9" w:sz="2" w:space="0"/>
-          <w:left w:val="single" w:color="E5007D" w:sz="28" w:space="4"/>
-          <w:bottom w:val="single" w:color="D9D9D9" w:sz="2" w:space="0"/>
-          <w:right w:val="single" w:color="D9D9D9" w:sz="2" w:space="0"/>
-          <w:insideH w:val="single" w:color="auto" w:sz="4"/>
-          <w:insideV w:val="single" w:color="auto" w:sz="4"/>
+          <w:top w:val="single" w:sz="4" w:space="0" w:color="auto"/>
+          <w:left w:val="single" w:sz="4" w:space="0" w:color="auto"/>
+          <w:bottom w:val="single" w:sz="4" w:space="0" w:color="auto"/>
+          <w:right w:val="single" w:sz="4" w:space="0" w:color="auto"/>
+          <w:insideH w:val="single" w:sz="4" w:space="0" w:color="auto"/>
+          <w:insideV w:val="single" w:sz="4" w:space="0" w:color="auto"/>
         </w:tblBorders>
+        <w:tblCellMar>
+          <w:left w:w="10" w:type="dxa"/>
+          <w:right w:w="10" w:type="dxa"/>
+        </w:tblCellMar>
+        <w:tblLook w:val="04A0" w:firstRow="1" w:lastRow="0" w:firstColumn="1" w:lastColumn="0" w:noHBand="0" w:noVBand="1"/>
+      </w:tblPr>
+      <w:tblGrid>
+        <w:gridCol w:w="2600"/>
+        <w:gridCol w:w="2600"/>
+        <w:gridCol w:w="2400"/>
+        <w:gridCol w:w="2146"/>
+      </w:tblGrid>
+      <w:tr>
+        <w:trPr>
+          <w:tblHeader/>
+        </w:trPr>
+        <w:tc>
+          <w:tcPr>
+            <w:tcW w:w="2600" w:type="dxa"/>
+            <w:tcBorders>
+              <w:top w:val="single" w:sz="4" w:space="0" w:color="D9D9D9"/>
+              <w:left w:val="single" w:sz="4" w:space="0" w:color="D9D9D9"/>
+              <w:bottom w:val="single" w:sz="4" w:space="0" w:color="D9D9D9"/>
+              <w:right w:val="single" w:sz="4" w:space="0" w:color="D9D9D9"/>
+            </w:tcBorders>
+            <w:shd w:val="clear" w:color="auto" w:fill="E5007D"/>
+            <w:tcMar>
+              <w:top w:w="70" w:type="dxa"/>
+              <w:left w:w="130" w:type="dxa"/>
+              <w:bottom w:w="70" w:type="dxa"/>
+              <w:right w:w="130" w:type="dxa"/>
+            </w:tcMar>
+          </w:tcPr>
+          <w:p>
+            <w:pPr>
+              <w:rPr>
+                <w:lang w:val="nl-NL"/>
+              </w:rPr>
+            </w:pPr>
+            <w:r>
+              <w:rPr>
+                <w:b/>
+                <w:bCs/>
+                <w:color w:val="FFFFFF"/>
+                <w:sz w:val="18"/>
+                <w:szCs w:val="18"/>
+                <w:lang w:val="nl-NL"/>
+              </w:rPr>
+              <w:t xml:space="preserve">Waarvoor gebruikt</w:t>
+            </w:r>
+          </w:p>
+        </w:tc>
+        <w:tc>
+          <w:tcPr>
+            <w:tcW w:w="2600" w:type="dxa"/>
+            <w:tcBorders>
+              <w:top w:val="single" w:sz="4" w:space="0" w:color="D9D9D9"/>
+              <w:left w:val="single" w:sz="4" w:space="0" w:color="D9D9D9"/>
+              <w:bottom w:val="single" w:sz="4" w:space="0" w:color="D9D9D9"/>
+              <w:right w:val="single" w:sz="4" w:space="0" w:color="D9D9D9"/>
+            </w:tcBorders>
+            <w:shd w:val="clear" w:color="auto" w:fill="E5007D"/>
+            <w:tcMar>
+              <w:top w:w="70" w:type="dxa"/>
+              <w:left w:w="130" w:type="dxa"/>
+              <w:bottom w:w="70" w:type="dxa"/>
+              <w:right w:w="130" w:type="dxa"/>
+            </w:tcMar>
+          </w:tcPr>
+          <w:p>
+            <w:pPr>
+              <w:rPr>
+                <w:lang w:val="nl-NL"/>
+              </w:rPr>
+            </w:pPr>
+            <w:r>
+              <w:rPr>
+                <w:b/>
+                <w:bCs/>
+                <w:color w:val="FFFFFF"/>
+                <w:sz w:val="18"/>
+                <w:szCs w:val="18"/>
+                <w:lang w:val="nl-NL"/>
+              </w:rPr>
+              <w:t xml:space="preserve">Welke tool</w:t>
+            </w:r>
+          </w:p>
+        </w:tc>
+        <w:tc>
+          <w:tcPr>
+            <w:tcW w:w="2400" w:type="dxa"/>
+            <w:tcBorders>
+              <w:top w:val="single" w:sz="4" w:space="0" w:color="D9D9D9"/>
+              <w:left w:val="single" w:sz="4" w:space="0" w:color="D9D9D9"/>
+              <w:bottom w:val="single" w:sz="4" w:space="0" w:color="D9D9D9"/>
+              <w:right w:val="single" w:sz="4" w:space="0" w:color="D9D9D9"/>
+            </w:tcBorders>
+            <w:shd w:val="clear" w:color="auto" w:fill="E5007D"/>
+            <w:tcMar>
+              <w:top w:w="70" w:type="dxa"/>
+              <w:left w:w="130" w:type="dxa"/>
+              <w:bottom w:w="70" w:type="dxa"/>
+              <w:right w:w="130" w:type="dxa"/>
+            </w:tcMar>
+          </w:tcPr>
+          <w:p>
+            <w:pPr>
+              <w:rPr>
+                <w:lang w:val="nl-NL"/>
+              </w:rPr>
+            </w:pPr>
+            <w:r>
+              <w:rPr>
+                <w:b/>
+                <w:bCs/>
+                <w:color w:val="FFFFFF"/>
+                <w:sz w:val="18"/>
+                <w:szCs w:val="18"/>
+                <w:lang w:val="nl-NL"/>
+              </w:rPr>
+              <w:t xml:space="preserve">Wat heb je zelf gedaan</w:t>
+            </w:r>
+          </w:p>
+        </w:tc>
+        <w:tc>
+          <w:tcPr>
+            <w:tcW w:w="2146" w:type="dxa"/>
+            <w:tcBorders>
+              <w:top w:val="single" w:sz="4" w:space="0" w:color="D9D9D9"/>
+              <w:left w:val="single" w:sz="4" w:space="0" w:color="D9D9D9"/>
+              <w:bottom w:val="single" w:sz="4" w:space="0" w:color="D9D9D9"/>
+              <w:right w:val="single" w:sz="4" w:space="0" w:color="D9D9D9"/>
+            </w:tcBorders>
+            <w:shd w:val="clear" w:color="auto" w:fill="E5007D"/>
+            <w:tcMar>
+              <w:top w:w="70" w:type="dxa"/>
+              <w:left w:w="130" w:type="dxa"/>
+              <w:bottom w:w="70" w:type="dxa"/>
+              <w:right w:w="130" w:type="dxa"/>
+            </w:tcMar>
+          </w:tcPr>
+          <w:p>
+            <w:pPr>
+              <w:rPr>
+                <w:lang w:val="nl-NL"/>
+              </w:rPr>
+            </w:pPr>
+            <w:r>
+              <w:rPr>
+                <w:b/>
+                <w:bCs/>
+                <w:color w:val="FFFFFF"/>
+                <w:sz w:val="18"/>
+                <w:szCs w:val="18"/>
+                <w:lang w:val="nl-NL"/>
+              </w:rPr>
+              <w:t xml:space="preserve">Hoe gecheckt</w:t>
+            </w:r>
+          </w:p>
+        </w:tc>
+      </w:tr>
+      <w:tr>
+        <w:trPr>
+          <w:cantSplit/>
+          <w:trHeight w:val="1500" w:hRule="atLeast"/>
+        </w:trPr>
+        <w:tc>
+          <w:tcPr>
+            <w:tcW w:w="2600" w:type="dxa"/>
+            <w:tcBorders>
+              <w:top w:val="single" w:sz="4" w:space="0" w:color="D9D9D9"/>
+              <w:left w:val="single" w:sz="4" w:space="0" w:color="D9D9D9"/>
+              <w:bottom w:val="single" w:sz="4" w:space="0" w:color="D9D9D9"/>
+              <w:right w:val="single" w:sz="4" w:space="0" w:color="D9D9D9"/>
+            </w:tcBorders>
+            <w:tcMar>
+              <w:top w:w="90" w:type="dxa"/>
+              <w:left w:w="130" w:type="dxa"/>
+              <w:bottom w:w="90" w:type="dxa"/>
+              <w:right w:w="130" w:type="dxa"/>
+            </w:tcMar>
+          </w:tcPr>
+          <w:p>
+            <w:pPr>
+              <w:spacing w:before="40" w:after="40"/>
+              <w:rPr>
+                <w:lang w:val="nl-NL"/>
+              </w:rPr>
+            </w:pPr>
+            <w:r>
+              <w:rPr>
+                <w:i/>
+                <w:iCs/>
+                <w:color w:val="595959"/>
+                <w:sz w:val="18"/>
+                <w:szCs w:val="18"/>
+                <w:lang w:val="nl-NL"/>
+              </w:rPr>
+              <w:t xml:space="preserve">[ waarvoor gebruikt ]</w:t>
+            </w:r>
+          </w:p>
+          <w:p>
+            <w:pPr>
+              <w:spacing w:before="40" w:after="40"/>
+              <w:rPr>
+                <w:lang w:val="nl-NL"/>
+              </w:rPr>
+            </w:pPr>
+          </w:p>
+          <w:p>
+            <w:pPr>
+              <w:spacing w:before="40" w:after="40"/>
+              <w:rPr>
+                <w:lang w:val="nl-NL"/>
+              </w:rPr>
+            </w:pPr>
+          </w:p>
+        </w:tc>
+        <w:tc>
+          <w:tcPr>
+            <w:tcW w:w="2600" w:type="dxa"/>
+            <w:tcBorders>
+              <w:top w:val="single" w:sz="4" w:space="0" w:color="D9D9D9"/>
+              <w:left w:val="single" w:sz="4" w:space="0" w:color="D9D9D9"/>
+              <w:bottom w:val="single" w:sz="4" w:space="0" w:color="D9D9D9"/>
+              <w:right w:val="single" w:sz="4" w:space="0" w:color="D9D9D9"/>
+            </w:tcBorders>
+            <w:tcMar>
+              <w:top w:w="90" w:type="dxa"/>
+              <w:left w:w="130" w:type="dxa"/>
+              <w:bottom w:w="90" w:type="dxa"/>
+              <w:right w:w="130" w:type="dxa"/>
+            </w:tcMar>
+          </w:tcPr>
+          <w:p>
+            <w:pPr>
+              <w:spacing w:before="40" w:after="40"/>
+              <w:rPr>
+                <w:lang w:val="nl-NL"/>
+              </w:rPr>
+            </w:pPr>
+            <w:r>
+              <w:rPr>
+                <w:i/>
+                <w:iCs/>
+                <w:color w:val="595959"/>
+                <w:sz w:val="18"/>
+                <w:szCs w:val="18"/>
+                <w:lang w:val="nl-NL"/>
+              </w:rPr>
+              <w:t xml:space="preserve">[ welke tool ]</w:t>
+            </w:r>
+          </w:p>
+          <w:p>
+            <w:pPr>
+              <w:spacing w:before="40" w:after="40"/>
+              <w:rPr>
+                <w:lang w:val="nl-NL"/>
+              </w:rPr>
+            </w:pPr>
+          </w:p>
+          <w:p>
+            <w:pPr>
+              <w:spacing w:before="40" w:after="40"/>
+              <w:rPr>
+                <w:lang w:val="nl-NL"/>
+              </w:rPr>
+            </w:pPr>
+          </w:p>
+        </w:tc>
+        <w:tc>
+          <w:tcPr>
+            <w:tcW w:w="2400" w:type="dxa"/>
+            <w:tcBorders>
+              <w:top w:val="single" w:sz="4" w:space="0" w:color="D9D9D9"/>
+              <w:left w:val="single" w:sz="4" w:space="0" w:color="D9D9D9"/>
+              <w:bottom w:val="single" w:sz="4" w:space="0" w:color="D9D9D9"/>
+              <w:right w:val="single" w:sz="4" w:space="0" w:color="D9D9D9"/>
+            </w:tcBorders>
+            <w:tcMar>
+              <w:top w:w="90" w:type="dxa"/>
+              <w:left w:w="130" w:type="dxa"/>
+              <w:bottom w:w="90" w:type="dxa"/>
+              <w:right w:w="130" w:type="dxa"/>
+            </w:tcMar>
+          </w:tcPr>
+          <w:p>
+            <w:pPr>
+              <w:spacing w:before="40" w:after="40"/>
+              <w:rPr>
+                <w:lang w:val="nl-NL"/>
+              </w:rPr>
+            </w:pPr>
+            <w:r>
+              <w:rPr>
+                <w:i/>
+                <w:iCs/>
+                <w:color w:val="595959"/>
+                <w:sz w:val="18"/>
+                <w:szCs w:val="18"/>
+                <w:lang w:val="nl-NL"/>
+              </w:rPr>
+              <w:t xml:space="preserve">[ wat heb je zelf gedaan ]</w:t>
+            </w:r>
+          </w:p>
+          <w:p>
+            <w:pPr>
+              <w:spacing w:before="40" w:after="40"/>
+              <w:rPr>
+                <w:lang w:val="nl-NL"/>
+              </w:rPr>
+            </w:pPr>
+          </w:p>
+          <w:p>
+            <w:pPr>
+              <w:spacing w:before="40" w:after="40"/>
+              <w:rPr>
+                <w:lang w:val="nl-NL"/>
+              </w:rPr>
+            </w:pPr>
+          </w:p>
+        </w:tc>
+        <w:tc>
+          <w:tcPr>
+            <w:tcW w:w="2146" w:type="dxa"/>
+            <w:tcBorders>
+              <w:top w:val="single" w:sz="4" w:space="0" w:color="D9D9D9"/>
+              <w:left w:val="single" w:sz="4" w:space="0" w:color="D9D9D9"/>
+              <w:bottom w:val="single" w:sz="4" w:space="0" w:color="D9D9D9"/>
+              <w:right w:val="single" w:sz="4" w:space="0" w:color="D9D9D9"/>
+            </w:tcBorders>
+            <w:tcMar>
+              <w:top w:w="90" w:type="dxa"/>
+              <w:left w:w="130" w:type="dxa"/>
+              <w:bottom w:w="90" w:type="dxa"/>
+              <w:right w:w="130" w:type="dxa"/>
+            </w:tcMar>
+          </w:tcPr>
+          <w:p>
+            <w:pPr>
+              <w:spacing w:before="40" w:after="40"/>
+              <w:rPr>
+                <w:lang w:val="nl-NL"/>
+              </w:rPr>
+            </w:pPr>
+            <w:r>
+              <w:rPr>
+                <w:i/>
+                <w:iCs/>
+                <w:color w:val="595959"/>
+                <w:sz w:val="18"/>
+                <w:szCs w:val="18"/>
+                <w:lang w:val="nl-NL"/>
+              </w:rPr>
+              <w:t xml:space="preserve">[ hoe gecheckt ]</w:t>
+            </w:r>
+          </w:p>
+          <w:p>
+            <w:pPr>
+              <w:spacing w:before="40" w:after="40"/>
+              <w:rPr>
+                <w:lang w:val="nl-NL"/>
+              </w:rPr>
+            </w:pPr>
+          </w:p>
+          <w:p>
+            <w:pPr>
+              <w:spacing w:before="40" w:after="40"/>
+              <w:rPr>
+                <w:lang w:val="nl-NL"/>
+              </w:rPr>
+            </w:pPr>
+          </w:p>
+        </w:tc>
+      </w:tr>
+      <w:tr>
+        <w:trPr>
+          <w:cantSplit/>
+          <w:trHeight w:val="1500" w:hRule="atLeast"/>
+        </w:trPr>
+        <w:tc>
+          <w:tcPr>
+            <w:tcW w:w="2600" w:type="dxa"/>
+            <w:tcBorders>
+              <w:top w:val="single" w:sz="4" w:space="0" w:color="D9D9D9"/>
+              <w:left w:val="single" w:sz="4" w:space="0" w:color="D9D9D9"/>
+              <w:bottom w:val="single" w:sz="4" w:space="0" w:color="D9D9D9"/>
+              <w:right w:val="single" w:sz="4" w:space="0" w:color="D9D9D9"/>
+            </w:tcBorders>
+            <w:tcMar>
+              <w:top w:w="90" w:type="dxa"/>
+              <w:left w:w="130" w:type="dxa"/>
+              <w:bottom w:w="90" w:type="dxa"/>
+              <w:right w:w="130" w:type="dxa"/>
+            </w:tcMar>
+          </w:tcPr>
+          <w:p>
+            <w:pPr>
+              <w:spacing w:before="40" w:after="40"/>
+              <w:rPr>
+                <w:lang w:val="nl-NL"/>
+              </w:rPr>
+            </w:pPr>
+            <w:r>
+              <w:rPr>
+                <w:i/>
+                <w:iCs/>
+                <w:color w:val="595959"/>
+                <w:sz w:val="18"/>
+                <w:szCs w:val="18"/>
+                <w:lang w:val="nl-NL"/>
+              </w:rPr>
+              <w:t xml:space="preserve">[ waarvoor gebruikt ]</w:t>
+            </w:r>
+          </w:p>
+          <w:p>
+            <w:pPr>
+              <w:spacing w:before="40" w:after="40"/>
+              <w:rPr>
+                <w:lang w:val="nl-NL"/>
+              </w:rPr>
+            </w:pPr>
+          </w:p>
+          <w:p>
+            <w:pPr>
+              <w:spacing w:before="40" w:after="40"/>
+              <w:rPr>
+                <w:lang w:val="nl-NL"/>
+              </w:rPr>
+            </w:pPr>
+          </w:p>
+        </w:tc>
+        <w:tc>
+          <w:tcPr>
+            <w:tcW w:w="2600" w:type="dxa"/>
+            <w:tcBorders>
+              <w:top w:val="single" w:sz="4" w:space="0" w:color="D9D9D9"/>
+              <w:left w:val="single" w:sz="4" w:space="0" w:color="D9D9D9"/>
+              <w:bottom w:val="single" w:sz="4" w:space="0" w:color="D9D9D9"/>
+              <w:right w:val="single" w:sz="4" w:space="0" w:color="D9D9D9"/>
+            </w:tcBorders>
+            <w:tcMar>
+              <w:top w:w="90" w:type="dxa"/>
+              <w:left w:w="130" w:type="dxa"/>
+              <w:bottom w:w="90" w:type="dxa"/>
+              <w:right w:w="130" w:type="dxa"/>
+            </w:tcMar>
+          </w:tcPr>
+          <w:p>
+            <w:pPr>
+              <w:spacing w:before="40" w:after="40"/>
+              <w:rPr>
+                <w:lang w:val="nl-NL"/>
+              </w:rPr>
+            </w:pPr>
+            <w:r>
+              <w:rPr>
+                <w:i/>
+                <w:iCs/>
+                <w:color w:val="595959"/>
+                <w:sz w:val="18"/>
+                <w:szCs w:val="18"/>
+                <w:lang w:val="nl-NL"/>
+              </w:rPr>
+              <w:t xml:space="preserve">[ welke tool ]</w:t>
+            </w:r>
+          </w:p>
+          <w:p>
+            <w:pPr>
+              <w:spacing w:before="40" w:after="40"/>
+              <w:rPr>
+                <w:lang w:val="nl-NL"/>
+              </w:rPr>
+            </w:pPr>
+          </w:p>
+          <w:p>
+            <w:pPr>
+              <w:spacing w:before="40" w:after="40"/>
+              <w:rPr>
+                <w:lang w:val="nl-NL"/>
+              </w:rPr>
+            </w:pPr>
+          </w:p>
+        </w:tc>
+        <w:tc>
+          <w:tcPr>
+            <w:tcW w:w="2400" w:type="dxa"/>
+            <w:tcBorders>
+              <w:top w:val="single" w:sz="4" w:space="0" w:color="D9D9D9"/>
+              <w:left w:val="single" w:sz="4" w:space="0" w:color="D9D9D9"/>
+              <w:bottom w:val="single" w:sz="4" w:space="0" w:color="D9D9D9"/>
+              <w:right w:val="single" w:sz="4" w:space="0" w:color="D9D9D9"/>
+            </w:tcBorders>
+            <w:tcMar>
+              <w:top w:w="90" w:type="dxa"/>
+              <w:left w:w="130" w:type="dxa"/>
+              <w:bottom w:w="90" w:type="dxa"/>
+              <w:right w:w="130" w:type="dxa"/>
+            </w:tcMar>
+          </w:tcPr>
+          <w:p>
+            <w:pPr>
+              <w:spacing w:before="40" w:after="40"/>
+              <w:rPr>
+                <w:lang w:val="nl-NL"/>
+              </w:rPr>
+            </w:pPr>
+            <w:r>
+              <w:rPr>
+                <w:i/>
+                <w:iCs/>
+                <w:color w:val="595959"/>
+                <w:sz w:val="18"/>
+                <w:szCs w:val="18"/>
+                <w:lang w:val="nl-NL"/>
+              </w:rPr>
+              <w:t xml:space="preserve">[ wat heb je zelf gedaan ]</w:t>
+            </w:r>
+          </w:p>
+          <w:p>
+            <w:pPr>
+              <w:spacing w:before="40" w:after="40"/>
+              <w:rPr>
+                <w:lang w:val="nl-NL"/>
+              </w:rPr>
+            </w:pPr>
+          </w:p>
+          <w:p>
+            <w:pPr>
+              <w:spacing w:before="40" w:after="40"/>
+              <w:rPr>
+                <w:lang w:val="nl-NL"/>
+              </w:rPr>
+            </w:pPr>
+          </w:p>
+        </w:tc>
+        <w:tc>
+          <w:tcPr>
+            <w:tcW w:w="2146" w:type="dxa"/>
+            <w:tcBorders>
+              <w:top w:val="single" w:sz="4" w:space="0" w:color="D9D9D9"/>
+              <w:left w:val="single" w:sz="4" w:space="0" w:color="D9D9D9"/>
+              <w:bottom w:val="single" w:sz="4" w:space="0" w:color="D9D9D9"/>
+              <w:right w:val="single" w:sz="4" w:space="0" w:color="D9D9D9"/>
+            </w:tcBorders>
+            <w:tcMar>
+              <w:top w:w="90" w:type="dxa"/>
+              <w:left w:w="130" w:type="dxa"/>
+              <w:bottom w:w="90" w:type="dxa"/>
+              <w:right w:w="130" w:type="dxa"/>
+            </w:tcMar>
+          </w:tcPr>
+          <w:p>
+            <w:pPr>
+              <w:spacing w:before="40" w:after="40"/>
+              <w:rPr>
+                <w:lang w:val="nl-NL"/>
+              </w:rPr>
+            </w:pPr>
+            <w:r>
+              <w:rPr>
+                <w:i/>
+                <w:iCs/>
+                <w:color w:val="595959"/>
+                <w:sz w:val="18"/>
+                <w:szCs w:val="18"/>
+                <w:lang w:val="nl-NL"/>
+              </w:rPr>
+              <w:t xml:space="preserve">[ hoe gecheckt ]</w:t>
+            </w:r>
+          </w:p>
+          <w:p>
+            <w:pPr>
+              <w:spacing w:before="40" w:after="40"/>
+              <w:rPr>
+                <w:lang w:val="nl-NL"/>
+              </w:rPr>
+            </w:pPr>
+          </w:p>
+          <w:p>
+            <w:pPr>
+              <w:spacing w:before="40" w:after="40"/>
+              <w:rPr>
+                <w:lang w:val="nl-NL"/>
+              </w:rPr>
+            </w:pPr>
+          </w:p>
+        </w:tc>
+      </w:tr>
+      <w:tr>
+        <w:trPr>
+          <w:cantSplit/>
+          <w:trHeight w:val="1500" w:hRule="atLeast"/>
+        </w:trPr>
+        <w:tc>
+          <w:tcPr>
+            <w:tcW w:w="2600" w:type="dxa"/>
+            <w:tcBorders>
+              <w:top w:val="single" w:sz="4" w:space="0" w:color="D9D9D9"/>
+              <w:left w:val="single" w:sz="4" w:space="0" w:color="D9D9D9"/>
+              <w:bottom w:val="single" w:sz="4" w:space="0" w:color="D9D9D9"/>
+              <w:right w:val="single" w:sz="4" w:space="0" w:color="D9D9D9"/>
+            </w:tcBorders>
+            <w:tcMar>
+              <w:top w:w="90" w:type="dxa"/>
+              <w:left w:w="130" w:type="dxa"/>
+              <w:bottom w:w="90" w:type="dxa"/>
+              <w:right w:w="130" w:type="dxa"/>
+            </w:tcMar>
+          </w:tcPr>
+          <w:p>
+            <w:pPr>
+              <w:spacing w:before="40" w:after="40"/>
+              <w:rPr>
+                <w:lang w:val="nl-NL"/>
+              </w:rPr>
+            </w:pPr>
+            <w:r>
+              <w:rPr>
+                <w:i/>
+                <w:iCs/>
+                <w:color w:val="595959"/>
+                <w:sz w:val="18"/>
+                <w:szCs w:val="18"/>
+                <w:lang w:val="nl-NL"/>
+              </w:rPr>
+              <w:t xml:space="preserve">[ waarvoor gebruikt ]</w:t>
+            </w:r>
+          </w:p>
+          <w:p>
+            <w:pPr>
+              <w:spacing w:before="40" w:after="40"/>
+              <w:rPr>
+                <w:lang w:val="nl-NL"/>
+              </w:rPr>
+            </w:pPr>
+          </w:p>
+          <w:p>
+            <w:pPr>
+              <w:spacing w:before="40" w:after="40"/>
+              <w:rPr>
+                <w:lang w:val="nl-NL"/>
+              </w:rPr>
+            </w:pPr>
+          </w:p>
+        </w:tc>
+        <w:tc>
+          <w:tcPr>
+            <w:tcW w:w="2600" w:type="dxa"/>
+            <w:tcBorders>
+              <w:top w:val="single" w:sz="4" w:space="0" w:color="D9D9D9"/>
+              <w:left w:val="single" w:sz="4" w:space="0" w:color="D9D9D9"/>
+              <w:bottom w:val="single" w:sz="4" w:space="0" w:color="D9D9D9"/>
+              <w:right w:val="single" w:sz="4" w:space="0" w:color="D9D9D9"/>
+            </w:tcBorders>
+            <w:tcMar>
+              <w:top w:w="90" w:type="dxa"/>
+              <w:left w:w="130" w:type="dxa"/>
+              <w:bottom w:w="90" w:type="dxa"/>
+              <w:right w:w="130" w:type="dxa"/>
+            </w:tcMar>
+          </w:tcPr>
+          <w:p>
+            <w:pPr>
+              <w:spacing w:before="40" w:after="40"/>
+              <w:rPr>
+                <w:lang w:val="nl-NL"/>
+              </w:rPr>
+            </w:pPr>
+            <w:r>
+              <w:rPr>
+                <w:i/>
+                <w:iCs/>
+                <w:color w:val="595959"/>
+                <w:sz w:val="18"/>
+                <w:szCs w:val="18"/>
+                <w:lang w:val="nl-NL"/>
+              </w:rPr>
+              <w:t xml:space="preserve">[ welke tool ]</w:t>
+            </w:r>
+          </w:p>
+          <w:p>
+            <w:pPr>
+              <w:spacing w:before="40" w:after="40"/>
+              <w:rPr>
+                <w:lang w:val="nl-NL"/>
+              </w:rPr>
+            </w:pPr>
+          </w:p>
+          <w:p>
+            <w:pPr>
+              <w:spacing w:before="40" w:after="40"/>
+              <w:rPr>
+                <w:lang w:val="nl-NL"/>
+              </w:rPr>
+            </w:pPr>
+          </w:p>
+        </w:tc>
+        <w:tc>
+          <w:tcPr>
+            <w:tcW w:w="2400" w:type="dxa"/>
+            <w:tcBorders>
+              <w:top w:val="single" w:sz="4" w:space="0" w:color="D9D9D9"/>
+              <w:left w:val="single" w:sz="4" w:space="0" w:color="D9D9D9"/>
+              <w:bottom w:val="single" w:sz="4" w:space="0" w:color="D9D9D9"/>
+              <w:right w:val="single" w:sz="4" w:space="0" w:color="D9D9D9"/>
+            </w:tcBorders>
+            <w:tcMar>
+              <w:top w:w="90" w:type="dxa"/>
+              <w:left w:w="130" w:type="dxa"/>
+              <w:bottom w:w="90" w:type="dxa"/>
+              <w:right w:w="130" w:type="dxa"/>
+            </w:tcMar>
+          </w:tcPr>
+          <w:p>
+            <w:pPr>
+              <w:spacing w:before="40" w:after="40"/>
+              <w:rPr>
+                <w:lang w:val="nl-NL"/>
+              </w:rPr>
+            </w:pPr>
+            <w:r>
+              <w:rPr>
+                <w:i/>
+                <w:iCs/>
+                <w:color w:val="595959"/>
+                <w:sz w:val="18"/>
+                <w:szCs w:val="18"/>
+                <w:lang w:val="nl-NL"/>
+              </w:rPr>
+              <w:t xml:space="preserve">[ wat heb je zelf gedaan ]</w:t>
+            </w:r>
+          </w:p>
+          <w:p>
+            <w:pPr>
+              <w:spacing w:before="40" w:after="40"/>
+              <w:rPr>
+                <w:lang w:val="nl-NL"/>
+              </w:rPr>
+            </w:pPr>
+          </w:p>
+          <w:p>
+            <w:pPr>
+              <w:spacing w:before="40" w:after="40"/>
+              <w:rPr>
+                <w:lang w:val="nl-NL"/>
+              </w:rPr>
+            </w:pPr>
+          </w:p>
+        </w:tc>
+        <w:tc>
+          <w:tcPr>
+            <w:tcW w:w="2146" w:type="dxa"/>
+            <w:tcBorders>
+              <w:top w:val="single" w:sz="4" w:space="0" w:color="D9D9D9"/>
+              <w:left w:val="single" w:sz="4" w:space="0" w:color="D9D9D9"/>
+              <w:bottom w:val="single" w:sz="4" w:space="0" w:color="D9D9D9"/>
+              <w:right w:val="single" w:sz="4" w:space="0" w:color="D9D9D9"/>
+            </w:tcBorders>
+            <w:tcMar>
+              <w:top w:w="90" w:type="dxa"/>
+              <w:left w:w="130" w:type="dxa"/>
+              <w:bottom w:w="90" w:type="dxa"/>
+              <w:right w:w="130" w:type="dxa"/>
+            </w:tcMar>
+          </w:tcPr>
+          <w:p>
+            <w:pPr>
+              <w:spacing w:before="40" w:after="40"/>
+              <w:rPr>
+                <w:lang w:val="nl-NL"/>
+              </w:rPr>
+            </w:pPr>
+            <w:r>
+              <w:rPr>
+                <w:i/>
+                <w:iCs/>
+                <w:color w:val="595959"/>
+                <w:sz w:val="18"/>
+                <w:szCs w:val="18"/>
+                <w:lang w:val="nl-NL"/>
+              </w:rPr>
+              <w:t xml:space="preserve">[ hoe gecheckt ]</w:t>
+            </w:r>
+          </w:p>
+          <w:p>
+            <w:pPr>
+              <w:spacing w:before="40" w:after="40"/>
+              <w:rPr>
+                <w:lang w:val="nl-NL"/>
+              </w:rPr>
+            </w:pPr>
+          </w:p>
+          <w:p>
+            <w:pPr>
+              <w:spacing w:before="40" w:after="40"/>
+              <w:rPr>
+                <w:lang w:val="nl-NL"/>
+              </w:rPr>
+            </w:pPr>
+          </w:p>
+        </w:tc>
+      </w:tr>
+      <w:tr>
+        <w:trPr>
+          <w:cantSplit/>
+          <w:trHeight w:val="1500" w:hRule="atLeast"/>
+        </w:trPr>
+        <w:tc>
+          <w:tcPr>
+            <w:tcW w:w="2600" w:type="dxa"/>
+            <w:tcBorders>
+              <w:top w:val="single" w:sz="4" w:space="0" w:color="D9D9D9"/>
+              <w:left w:val="single" w:sz="4" w:space="0" w:color="D9D9D9"/>
+              <w:bottom w:val="single" w:sz="4" w:space="0" w:color="D9D9D9"/>
+              <w:right w:val="single" w:sz="4" w:space="0" w:color="D9D9D9"/>
+            </w:tcBorders>
+            <w:tcMar>
+              <w:top w:w="90" w:type="dxa"/>
+              <w:left w:w="130" w:type="dxa"/>
+              <w:bottom w:w="90" w:type="dxa"/>
+              <w:right w:w="130" w:type="dxa"/>
+            </w:tcMar>
+          </w:tcPr>
+          <w:p>
+            <w:pPr>
+              <w:spacing w:before="40" w:after="40"/>
+              <w:rPr>
+                <w:lang w:val="nl-NL"/>
+              </w:rPr>
+            </w:pPr>
+            <w:r>
+              <w:rPr>
+                <w:i/>
+                <w:iCs/>
+                <w:color w:val="595959"/>
+                <w:sz w:val="18"/>
+                <w:szCs w:val="18"/>
+                <w:lang w:val="nl-NL"/>
+              </w:rPr>
+              <w:t xml:space="preserve">[ waarvoor gebruikt ]</w:t>
+            </w:r>
+          </w:p>
+          <w:p>
+            <w:pPr>
+              <w:spacing w:before="40" w:after="40"/>
+              <w:rPr>
+                <w:lang w:val="nl-NL"/>
+              </w:rPr>
+            </w:pPr>
+          </w:p>
+          <w:p>
+            <w:pPr>
+              <w:spacing w:before="40" w:after="40"/>
+              <w:rPr>
+                <w:lang w:val="nl-NL"/>
+              </w:rPr>
+            </w:pPr>
+          </w:p>
+        </w:tc>
+        <w:tc>
+          <w:tcPr>
+            <w:tcW w:w="2600" w:type="dxa"/>
+            <w:tcBorders>
+              <w:top w:val="single" w:sz="4" w:space="0" w:color="D9D9D9"/>
+              <w:left w:val="single" w:sz="4" w:space="0" w:color="D9D9D9"/>
+              <w:bottom w:val="single" w:sz="4" w:space="0" w:color="D9D9D9"/>
+              <w:right w:val="single" w:sz="4" w:space="0" w:color="D9D9D9"/>
+            </w:tcBorders>
+            <w:tcMar>
+              <w:top w:w="90" w:type="dxa"/>
+              <w:left w:w="130" w:type="dxa"/>
+              <w:bottom w:w="90" w:type="dxa"/>
+              <w:right w:w="130" w:type="dxa"/>
+            </w:tcMar>
+          </w:tcPr>
+          <w:p>
+            <w:pPr>
+              <w:spacing w:before="40" w:after="40"/>
+              <w:rPr>
+                <w:lang w:val="nl-NL"/>
+              </w:rPr>
+            </w:pPr>
+            <w:r>
+              <w:rPr>
+                <w:i/>
+                <w:iCs/>
+                <w:color w:val="595959"/>
+                <w:sz w:val="18"/>
+                <w:szCs w:val="18"/>
+                <w:lang w:val="nl-NL"/>
+              </w:rPr>
+              <w:t xml:space="preserve">[ welke tool ]</w:t>
+            </w:r>
+          </w:p>
+          <w:p>
+            <w:pPr>
+              <w:spacing w:before="40" w:after="40"/>
+              <w:rPr>
+                <w:lang w:val="nl-NL"/>
+              </w:rPr>
+            </w:pPr>
+          </w:p>
+          <w:p>
+            <w:pPr>
+              <w:spacing w:before="40" w:after="40"/>
+              <w:rPr>
+                <w:lang w:val="nl-NL"/>
+              </w:rPr>
+            </w:pPr>
+          </w:p>
+        </w:tc>
+        <w:tc>
+          <w:tcPr>
+            <w:tcW w:w="2400" w:type="dxa"/>
+            <w:tcBorders>
+              <w:top w:val="single" w:sz="4" w:space="0" w:color="D9D9D9"/>
+              <w:left w:val="single" w:sz="4" w:space="0" w:color="D9D9D9"/>
+              <w:bottom w:val="single" w:sz="4" w:space="0" w:color="D9D9D9"/>
+              <w:right w:val="single" w:sz="4" w:space="0" w:color="D9D9D9"/>
+            </w:tcBorders>
+            <w:tcMar>
+              <w:top w:w="90" w:type="dxa"/>
+              <w:left w:w="130" w:type="dxa"/>
+              <w:bottom w:w="90" w:type="dxa"/>
+              <w:right w:w="130" w:type="dxa"/>
+            </w:tcMar>
+          </w:tcPr>
+          <w:p>
+            <w:pPr>
+              <w:spacing w:before="40" w:after="40"/>
+              <w:rPr>
+                <w:lang w:val="nl-NL"/>
+              </w:rPr>
+            </w:pPr>
+            <w:r>
+              <w:rPr>
+                <w:i/>
+                <w:iCs/>
+                <w:color w:val="595959"/>
+                <w:sz w:val="18"/>
+                <w:szCs w:val="18"/>
+                <w:lang w:val="nl-NL"/>
+              </w:rPr>
+              <w:t xml:space="preserve">[ wat heb je zelf gedaan ]</w:t>
+            </w:r>
+          </w:p>
+          <w:p>
+            <w:pPr>
+              <w:spacing w:before="40" w:after="40"/>
+              <w:rPr>
+                <w:lang w:val="nl-NL"/>
+              </w:rPr>
+            </w:pPr>
+          </w:p>
+          <w:p>
+            <w:pPr>
+              <w:spacing w:before="40" w:after="40"/>
+              <w:rPr>
+                <w:lang w:val="nl-NL"/>
+              </w:rPr>
+            </w:pPr>
+          </w:p>
+        </w:tc>
+        <w:tc>
+          <w:tcPr>
+            <w:tcW w:w="2146" w:type="dxa"/>
+            <w:tcBorders>
+              <w:top w:val="single" w:sz="4" w:space="0" w:color="D9D9D9"/>
+              <w:left w:val="single" w:sz="4" w:space="0" w:color="D9D9D9"/>
+              <w:bottom w:val="single" w:sz="4" w:space="0" w:color="D9D9D9"/>
+              <w:right w:val="single" w:sz="4" w:space="0" w:color="D9D9D9"/>
+            </w:tcBorders>
+            <w:tcMar>
+              <w:top w:w="90" w:type="dxa"/>
+              <w:left w:w="130" w:type="dxa"/>
+              <w:bottom w:w="90" w:type="dxa"/>
+              <w:right w:w="130" w:type="dxa"/>
+            </w:tcMar>
+          </w:tcPr>
+          <w:p>
+            <w:pPr>
+              <w:spacing w:before="40" w:after="40"/>
+              <w:rPr>
+                <w:lang w:val="nl-NL"/>
+              </w:rPr>
+            </w:pPr>
+            <w:r>
+              <w:rPr>
+                <w:i/>
+                <w:iCs/>
+                <w:color w:val="595959"/>
+                <w:sz w:val="18"/>
+                <w:szCs w:val="18"/>
+                <w:lang w:val="nl-NL"/>
+              </w:rPr>
+              <w:t xml:space="preserve">[ hoe gecheckt ]</w:t>
+            </w:r>
+          </w:p>
+          <w:p>
+            <w:pPr>
+              <w:spacing w:before="40" w:after="40"/>
+              <w:rPr>
+                <w:lang w:val="nl-NL"/>
+              </w:rPr>
+            </w:pPr>
+          </w:p>
+          <w:p>
+            <w:pPr>
+              <w:spacing w:before="40" w:after="40"/>
+              <w:rPr>
+                <w:lang w:val="nl-NL"/>
+              </w:rPr>
+            </w:pPr>
+          </w:p>
+        </w:tc>
+      </w:tr>
+      <w:tr>
+        <w:trPr>
+          <w:cantSplit/>
+          <w:trHeight w:val="1500" w:hRule="atLeast"/>
+        </w:trPr>
+        <w:tc>
+          <w:tcPr>
+            <w:tcW w:w="2600" w:type="dxa"/>
+            <w:tcBorders>
+              <w:top w:val="single" w:sz="4" w:space="0" w:color="D9D9D9"/>
+              <w:left w:val="single" w:sz="4" w:space="0" w:color="D9D9D9"/>
+              <w:bottom w:val="single" w:sz="4" w:space="0" w:color="D9D9D9"/>
+              <w:right w:val="single" w:sz="4" w:space="0" w:color="D9D9D9"/>
+            </w:tcBorders>
+            <w:tcMar>
+              <w:top w:w="90" w:type="dxa"/>
+              <w:left w:w="130" w:type="dxa"/>
+              <w:bottom w:w="90" w:type="dxa"/>
+              <w:right w:w="130" w:type="dxa"/>
+            </w:tcMar>
+          </w:tcPr>
+          <w:p>
+            <w:pPr>
+              <w:spacing w:before="40" w:after="40"/>
+              <w:rPr>
+                <w:lang w:val="nl-NL"/>
+              </w:rPr>
+            </w:pPr>
+            <w:r>
+              <w:rPr>
+                <w:i/>
+                <w:iCs/>
+                <w:color w:val="595959"/>
+                <w:sz w:val="18"/>
+                <w:szCs w:val="18"/>
+                <w:lang w:val="nl-NL"/>
+              </w:rPr>
+              <w:t xml:space="preserve">[ waarvoor gebruikt ]</w:t>
+            </w:r>
+          </w:p>
+          <w:p>
+            <w:pPr>
+              <w:spacing w:before="40" w:after="40"/>
+              <w:rPr>
+                <w:lang w:val="nl-NL"/>
+              </w:rPr>
+            </w:pPr>
+          </w:p>
+          <w:p>
+            <w:pPr>
+              <w:spacing w:before="40" w:after="40"/>
+              <w:rPr>
+                <w:lang w:val="nl-NL"/>
+              </w:rPr>
+            </w:pPr>
+          </w:p>
+        </w:tc>
+        <w:tc>
+          <w:tcPr>
+            <w:tcW w:w="2600" w:type="dxa"/>
+            <w:tcBorders>
+              <w:top w:val="single" w:sz="4" w:space="0" w:color="D9D9D9"/>
+              <w:left w:val="single" w:sz="4" w:space="0" w:color="D9D9D9"/>
+              <w:bottom w:val="single" w:sz="4" w:space="0" w:color="D9D9D9"/>
+              <w:right w:val="single" w:sz="4" w:space="0" w:color="D9D9D9"/>
+            </w:tcBorders>
+            <w:tcMar>
+              <w:top w:w="90" w:type="dxa"/>
+              <w:left w:w="130" w:type="dxa"/>
+              <w:bottom w:w="90" w:type="dxa"/>
+              <w:right w:w="130" w:type="dxa"/>
+            </w:tcMar>
+          </w:tcPr>
+          <w:p>
+            <w:pPr>
+              <w:spacing w:before="40" w:after="40"/>
+              <w:rPr>
+                <w:lang w:val="nl-NL"/>
+              </w:rPr>
+            </w:pPr>
+            <w:r>
+              <w:rPr>
+                <w:i/>
+                <w:iCs/>
+                <w:color w:val="595959"/>
+                <w:sz w:val="18"/>
+                <w:szCs w:val="18"/>
+                <w:lang w:val="nl-NL"/>
+              </w:rPr>
+              <w:t xml:space="preserve">[ welke tool ]</w:t>
+            </w:r>
+          </w:p>
+          <w:p>
+            <w:pPr>
+              <w:spacing w:before="40" w:after="40"/>
+              <w:rPr>
+                <w:lang w:val="nl-NL"/>
+              </w:rPr>
+            </w:pPr>
+          </w:p>
+          <w:p>
+            <w:pPr>
+              <w:spacing w:before="40" w:after="40"/>
+              <w:rPr>
+                <w:lang w:val="nl-NL"/>
+              </w:rPr>
+            </w:pPr>
+          </w:p>
+        </w:tc>
+        <w:tc>
+          <w:tcPr>
+            <w:tcW w:w="2400" w:type="dxa"/>
+            <w:tcBorders>
+              <w:top w:val="single" w:sz="4" w:space="0" w:color="D9D9D9"/>
+              <w:left w:val="single" w:sz="4" w:space="0" w:color="D9D9D9"/>
+              <w:bottom w:val="single" w:sz="4" w:space="0" w:color="D9D9D9"/>
+              <w:right w:val="single" w:sz="4" w:space="0" w:color="D9D9D9"/>
+            </w:tcBorders>
+            <w:tcMar>
+              <w:top w:w="90" w:type="dxa"/>
+              <w:left w:w="130" w:type="dxa"/>
+              <w:bottom w:w="90" w:type="dxa"/>
+              <w:right w:w="130" w:type="dxa"/>
+            </w:tcMar>
+          </w:tcPr>
+          <w:p>
+            <w:pPr>
+              <w:spacing w:before="40" w:after="40"/>
+              <w:rPr>
+                <w:lang w:val="nl-NL"/>
+              </w:rPr>
+            </w:pPr>
+            <w:r>
+              <w:rPr>
+                <w:i/>
+                <w:iCs/>
+                <w:color w:val="595959"/>
+                <w:sz w:val="18"/>
+                <w:szCs w:val="18"/>
+                <w:lang w:val="nl-NL"/>
+              </w:rPr>
+              <w:t xml:space="preserve">[ wat heb je zelf gedaan ]</w:t>
+            </w:r>
+          </w:p>
+          <w:p>
+            <w:pPr>
+              <w:spacing w:before="40" w:after="40"/>
+              <w:rPr>
+                <w:lang w:val="nl-NL"/>
+              </w:rPr>
+            </w:pPr>
+          </w:p>
+          <w:p>
+            <w:pPr>
+              <w:spacing w:before="40" w:after="40"/>
+              <w:rPr>
+                <w:lang w:val="nl-NL"/>
+              </w:rPr>
+            </w:pPr>
+          </w:p>
+        </w:tc>
+        <w:tc>
+          <w:tcPr>
+            <w:tcW w:w="2146" w:type="dxa"/>
+            <w:tcBorders>
+              <w:top w:val="single" w:sz="4" w:space="0" w:color="D9D9D9"/>
+              <w:left w:val="single" w:sz="4" w:space="0" w:color="D9D9D9"/>
+              <w:bottom w:val="single" w:sz="4" w:space="0" w:color="D9D9D9"/>
+              <w:right w:val="single" w:sz="4" w:space="0" w:color="D9D9D9"/>
+            </w:tcBorders>
+            <w:tcMar>
+              <w:top w:w="90" w:type="dxa"/>
+              <w:left w:w="130" w:type="dxa"/>
+              <w:bottom w:w="90" w:type="dxa"/>
+              <w:right w:w="130" w:type="dxa"/>
+            </w:tcMar>
+          </w:tcPr>
+          <w:p>
+            <w:pPr>
+              <w:spacing w:before="40" w:after="40"/>
+              <w:rPr>
+                <w:lang w:val="nl-NL"/>
+              </w:rPr>
+            </w:pPr>
+            <w:r>
+              <w:rPr>
+                <w:i/>
+                <w:iCs/>
+                <w:color w:val="595959"/>
+                <w:sz w:val="18"/>
+                <w:szCs w:val="18"/>
+                <w:lang w:val="nl-NL"/>
+              </w:rPr>
+              <w:t xml:space="preserve">[ hoe gecheckt ]</w:t>
+            </w:r>
+          </w:p>
+          <w:p>
+            <w:pPr>
+              <w:spacing w:before="40" w:after="40"/>
+              <w:rPr>
+                <w:lang w:val="nl-NL"/>
+              </w:rPr>
+            </w:pPr>
+          </w:p>
+          <w:p>
+            <w:pPr>
+              <w:spacing w:before="40" w:after="40"/>
+              <w:rPr>
+                <w:lang w:val="nl-NL"/>
+              </w:rPr>
+            </w:pPr>
+          </w:p>
+        </w:tc>
+      </w:tr>
+    </w:tbl>
+    <w:p>
+      <w:pPr>
+        <w:spacing w:after="120"/>
+        <w:rPr>
+          <w:lang w:val="nl-NL"/>
+        </w:rPr>
+      </w:pPr>
+    </w:p>
+    <w:tbl>
+      <w:tblPr>
+        <w:tblW w:w="9746" w:type="dxa"/>
+        <w:tblBorders>
+          <w:top w:val="single" w:sz="2" w:space="0" w:color="D9D9D9"/>
+          <w:left w:val="single" w:sz="28" w:space="4" w:color="E5007D"/>
+          <w:bottom w:val="single" w:sz="2" w:space="0" w:color="D9D9D9"/>
+          <w:right w:val="single" w:sz="2" w:space="0" w:color="D9D9D9"/>
+          <w:insideH w:val="single" w:sz="4" w:space="0" w:color="auto"/>
+          <w:insideV w:val="single" w:sz="4" w:space="0" w:color="auto"/>
+        </w:tblBorders>
+        <w:tblCellMar>
+          <w:left w:w="10" w:type="dxa"/>
+          <w:right w:w="10" w:type="dxa"/>
+        </w:tblCellMar>
+        <w:tblLook w:val="04A0" w:firstRow="1" w:lastRow="0" w:firstColumn="1" w:lastColumn="0" w:noHBand="0" w:noVBand="1"/>
       </w:tblPr>
       <w:tblGrid>
         <w:gridCol w:w="9746"/>
       </w:tblGrid>
       <w:tr>
-        <w:tc>
-          <w:tcPr>
-            <w:tcW w:type="dxa" w:w="9746"/>
-            <w:tcBorders>
-              <w:top w:val="single" w:color="D9D9D9" w:sz="2" w:space="0"/>
-              <w:left w:val="single" w:color="E5007D" w:sz="28" w:space="4"/>
-              <w:bottom w:val="single" w:color="D9D9D9" w:sz="2" w:space="0"/>
-              <w:right w:val="single" w:color="D9D9D9" w:sz="2" w:space="0"/>
-            </w:tcBorders>
-            <w:shd w:fill="F4F4F4" w:color="auto" w:val="clear"/>
-            <w:tcMar>
-              <w:top w:type="dxa" w:w="150"/>
-              <w:left w:type="dxa" w:w="240"/>
-              <w:bottom w:type="dxa" w:w="150"/>
-              <w:right w:type="dxa" w:w="220"/>
+        <w:trPr>
+          <w:cantSplit/>
+        </w:trPr>
+        <w:tc>
+          <w:tcPr>
+            <w:tcW w:w="9746" w:type="dxa"/>
+            <w:tcBorders>
+              <w:top w:val="single" w:sz="2" w:space="0" w:color="D9D9D9"/>
+              <w:left w:val="single" w:sz="28" w:space="4" w:color="E5007D"/>
+              <w:bottom w:val="single" w:sz="2" w:space="0" w:color="D9D9D9"/>
+              <w:right w:val="single" w:sz="2" w:space="0" w:color="D9D9D9"/>
+            </w:tcBorders>
+            <w:shd w:val="clear" w:color="auto" w:fill="FCE7F1"/>
+            <w:tcMar>
+              <w:top w:w="150" w:type="dxa"/>
+              <w:left w:w="240" w:type="dxa"/>
+              <w:bottom w:w="150" w:type="dxa"/>
+              <w:right w:w="220" w:type="dxa"/>
             </w:tcMar>
           </w:tcPr>
           <w:p>
             <w:pPr>
               <w:spacing w:after="90"/>
-            </w:pPr>
-            <w:r>
-              <w:rPr>
-                <w:rFonts w:ascii="Arial" w:cs="Arial" w:eastAsia="Arial" w:hAnsi="Arial"/>
+              <w:rPr>
+                <w:lang w:val="nl-NL"/>
+              </w:rPr>
+            </w:pPr>
+            <w:r>
+              <w:rPr>
                 <w:b/>
                 <w:bCs/>
                 <w:color w:val="E5007D"/>
                 <w:spacing w:val="30"/>
                 <w:sz w:val="17"/>
                 <w:szCs w:val="17"/>
-              </w:rPr>
-              <w:t xml:space="preserve">MEER WETEN</w:t>
+                <w:lang w:val="nl-NL"/>
+              </w:rPr>
+              <w:t xml:space="preserve">TIP</w:t>
             </w:r>
           </w:p>
           <w:p>
@@ -920,23 +2856,26 @@
               <w:pStyle w:val="ListParagraph"/>
               <w:numPr>
                 <w:ilvl w:val="0"/>
-                <w:numId w:val="2"/>
+                <w:numId w:val="900"/>
               </w:numPr>
-              <w:spacing w:after="60" w:line="260"/>
-            </w:pPr>
-            <w:r>
-              <w:rPr>
-                <w:rFonts w:ascii="Arial" w:cs="Arial" w:eastAsia="Arial" w:hAnsi="Arial"/>
+              <w:spacing w:after="90" w:line="262" w:lineRule="auto"/>
+              <w:rPr>
+                <w:lang w:val="nl-NL"/>
+              </w:rPr>
+            </w:pPr>
+            <w:r>
+              <w:rPr>
                 <w:b/>
                 <w:bCs/>
-              </w:rPr>
-              <w:t xml:space="preserve">In deze toolkit: </w:t>
-            </w:r>
-            <w:r>
-              <w:rPr>
-                <w:rFonts w:ascii="Arial" w:cs="Arial" w:eastAsia="Arial" w:hAnsi="Arial"/>
-              </w:rPr>
-              <w:t xml:space="preserve">eerst je probleem scherp krijgen (07), je AI-output onderbouwen en checken (09), en AI inzetten om een website te maken (14).</w:t>
+                <w:lang w:val="nl-NL"/>
+              </w:rPr>
+              <w:t xml:space="preserve">Laat AI je denken aanscherpen, niet vervangen.</w:t>
+            </w:r>
+            <w:r>
+              <w:rPr>
+                <w:lang w:val="nl-NL"/>
+              </w:rPr>
+              <w:t xml:space="preserve"> Vraag om tegenargumenten of blinde vlekken, in plaats van om het antwoord.</w:t>
             </w:r>
           </w:p>
           <w:p>
@@ -944,23 +2883,26 @@
               <w:pStyle w:val="ListParagraph"/>
               <w:numPr>
                 <w:ilvl w:val="0"/>
-                <w:numId w:val="2"/>
+                <w:numId w:val="900"/>
               </w:numPr>
-              <w:spacing w:after="60" w:line="260"/>
-            </w:pPr>
-            <w:r>
-              <w:rPr>
-                <w:rFonts w:ascii="Arial" w:cs="Arial" w:eastAsia="Arial" w:hAnsi="Arial"/>
+              <w:spacing w:after="90" w:line="262" w:lineRule="auto"/>
+              <w:rPr>
+                <w:lang w:val="nl-NL"/>
+              </w:rPr>
+            </w:pPr>
+            <w:r>
+              <w:rPr>
                 <w:b/>
                 <w:bCs/>
-              </w:rPr>
-              <w:t xml:space="preserve">AI-afspraken van de HAN: </w:t>
-            </w:r>
-            <w:r>
-              <w:rPr>
-                <w:rFonts w:ascii="Arial" w:cs="Arial" w:eastAsia="Arial" w:hAnsi="Arial"/>
-              </w:rPr>
-              <w:t xml:space="preserve">het Integraal AI-kader van de HAN voor studenten en medewerkers, via han.nl (zoek op “AI-kader HAN”) en op Insite.</w:t>
+                <w:lang w:val="nl-NL"/>
+              </w:rPr>
+              <w:t xml:space="preserve">Bewaar je goede prompts.</w:t>
+            </w:r>
+            <w:r>
+              <w:rPr>
+                <w:lang w:val="nl-NL"/>
+              </w:rPr>
+              <w:t xml:space="preserve"> Een prompt die werkt, werkt volgende sprint weer.</w:t>
             </w:r>
           </w:p>
           <w:p>
@@ -968,47 +2910,26 @@
               <w:pStyle w:val="ListParagraph"/>
               <w:numPr>
                 <w:ilvl w:val="0"/>
-                <w:numId w:val="2"/>
+                <w:numId w:val="900"/>
               </w:numPr>
-              <w:spacing w:after="60" w:line="260"/>
-            </w:pPr>
-            <w:r>
-              <w:rPr>
-                <w:rFonts w:ascii="Arial" w:cs="Arial" w:eastAsia="Arial" w:hAnsi="Arial"/>
+              <w:spacing w:after="90" w:line="262" w:lineRule="auto"/>
+              <w:rPr>
+                <w:lang w:val="nl-NL"/>
+              </w:rPr>
+            </w:pPr>
+            <w:r>
+              <w:rPr>
                 <w:b/>
                 <w:bCs/>
-              </w:rPr>
-              <w:t xml:space="preserve">Privacy en AVG: </w:t>
-            </w:r>
-            <w:r>
-              <w:rPr>
-                <w:rFonts w:ascii="Arial" w:cs="Arial" w:eastAsia="Arial" w:hAnsi="Arial"/>
-              </w:rPr>
-              <w:t xml:space="preserve">Autoriteit Persoonsgegevens, autoriteitpersoonsgegevens.nl, voor wat wel en niet mag met persoonsgegevens.</w:t>
-            </w:r>
-          </w:p>
-          <w:p>
-            <w:pPr>
-              <w:pStyle w:val="ListParagraph"/>
-              <w:numPr>
-                <w:ilvl w:val="0"/>
-                <w:numId w:val="2"/>
-              </w:numPr>
-              <w:spacing w:after="60" w:line="260"/>
-            </w:pPr>
-            <w:r>
-              <w:rPr>
-                <w:rFonts w:ascii="Arial" w:cs="Arial" w:eastAsia="Arial" w:hAnsi="Arial"/>
-                <w:b/>
-                <w:bCs/>
-              </w:rPr>
-              <w:t xml:space="preserve">Verantwoord AI-gebruik in het onderwijs: </w:t>
-            </w:r>
-            <w:r>
-              <w:rPr>
-                <w:rFonts w:ascii="Arial" w:cs="Arial" w:eastAsia="Arial" w:hAnsi="Arial"/>
-              </w:rPr>
-              <w:t xml:space="preserve">de Vraagbaak AI in het onderwijs van SURF, communities.surf.nl/ai-in-education.</w:t>
+                <w:lang w:val="nl-NL"/>
+              </w:rPr>
+              <w:t xml:space="preserve">Vraag om de bron erbij,</w:t>
+            </w:r>
+            <w:r>
+              <w:rPr>
+                <w:lang w:val="nl-NL"/>
+              </w:rPr>
+              <w:t xml:space="preserve"> en controleer daarna of die bron echt bestaat en zegt wat de AI beweert.</w:t>
             </w:r>
           </w:p>
         </w:tc>
@@ -1016,72 +2937,71 @@
     </w:tbl>
     <w:p>
       <w:pPr>
-        <w:keepNext/>
-        <w:pBdr>
-          <w:bottom w:val="single" w:color="E5007D" w:sz="8" w:space="4"/>
-        </w:pBdr>
-        <w:spacing w:after="140" w:before="360"/>
-      </w:pPr>
-      <w:r>
-        <w:rPr>
-          <w:rFonts w:ascii="Arial" w:cs="Arial" w:eastAsia="Arial" w:hAnsi="Arial"/>
-          <w:b/>
-          <w:bCs/>
-          <w:color w:val="E5007D"/>
-          <w:sz w:val="28"/>
-          <w:szCs w:val="28"/>
-        </w:rPr>
-        <w:t xml:space="preserve">Tip</w:t>
-      </w:r>
+        <w:spacing w:after="120"/>
+        <w:rPr>
+          <w:lang w:val="nl-NL"/>
+        </w:rPr>
+      </w:pPr>
     </w:p>
     <w:tbl>
       <w:tblPr>
-        <w:tblW w:type="dxa" w:w="9746"/>
+        <w:tblW w:w="9746" w:type="dxa"/>
         <w:tblBorders>
-          <w:top w:val="single" w:color="D9D9D9" w:sz="2" w:space="0"/>
-          <w:left w:val="single" w:color="E5007D" w:sz="28" w:space="4"/>
-          <w:bottom w:val="single" w:color="D9D9D9" w:sz="2" w:space="0"/>
-          <w:right w:val="single" w:color="D9D9D9" w:sz="2" w:space="0"/>
-          <w:insideH w:val="single" w:color="auto" w:sz="4"/>
-          <w:insideV w:val="single" w:color="auto" w:sz="4"/>
+          <w:top w:val="single" w:sz="2" w:space="0" w:color="D9D9D9"/>
+          <w:left w:val="single" w:sz="28" w:space="4" w:color="E5007D"/>
+          <w:bottom w:val="single" w:sz="2" w:space="0" w:color="D9D9D9"/>
+          <w:right w:val="single" w:sz="2" w:space="0" w:color="D9D9D9"/>
+          <w:insideH w:val="single" w:sz="4" w:space="0" w:color="auto"/>
+          <w:insideV w:val="single" w:sz="4" w:space="0" w:color="auto"/>
         </w:tblBorders>
+        <w:tblCellMar>
+          <w:left w:w="10" w:type="dxa"/>
+          <w:right w:w="10" w:type="dxa"/>
+        </w:tblCellMar>
+        <w:tblLook w:val="04A0" w:firstRow="1" w:lastRow="0" w:firstColumn="1" w:lastColumn="0" w:noHBand="0" w:noVBand="1"/>
       </w:tblPr>
       <w:tblGrid>
         <w:gridCol w:w="9746"/>
       </w:tblGrid>
       <w:tr>
-        <w:tc>
-          <w:tcPr>
-            <w:tcW w:type="dxa" w:w="9746"/>
-            <w:tcBorders>
-              <w:top w:val="single" w:color="D9D9D9" w:sz="2" w:space="0"/>
-              <w:left w:val="single" w:color="E5007D" w:sz="28" w:space="4"/>
-              <w:bottom w:val="single" w:color="D9D9D9" w:sz="2" w:space="0"/>
-              <w:right w:val="single" w:color="D9D9D9" w:sz="2" w:space="0"/>
-            </w:tcBorders>
-            <w:shd w:fill="FCE7F1" w:color="auto" w:val="clear"/>
-            <w:tcMar>
-              <w:top w:type="dxa" w:w="150"/>
-              <w:left w:type="dxa" w:w="240"/>
-              <w:bottom w:type="dxa" w:w="150"/>
-              <w:right w:type="dxa" w:w="220"/>
+        <w:trPr>
+          <w:cantSplit/>
+        </w:trPr>
+        <w:tc>
+          <w:tcPr>
+            <w:tcW w:w="9746" w:type="dxa"/>
+            <w:tcBorders>
+              <w:top w:val="single" w:sz="2" w:space="0" w:color="D9D9D9"/>
+              <w:left w:val="single" w:sz="28" w:space="4" w:color="E5007D"/>
+              <w:bottom w:val="single" w:sz="2" w:space="0" w:color="D9D9D9"/>
+              <w:right w:val="single" w:sz="2" w:space="0" w:color="D9D9D9"/>
+            </w:tcBorders>
+            <w:shd w:val="clear" w:color="auto" w:fill="FCE7F1"/>
+            <w:tcMar>
+              <w:top w:w="150" w:type="dxa"/>
+              <w:left w:w="240" w:type="dxa"/>
+              <w:bottom w:w="150" w:type="dxa"/>
+              <w:right w:w="220" w:type="dxa"/>
             </w:tcMar>
           </w:tcPr>
           <w:p>
             <w:pPr>
               <w:spacing w:after="90"/>
-            </w:pPr>
-            <w:r>
-              <w:rPr>
-                <w:rFonts w:ascii="Arial" w:cs="Arial" w:eastAsia="Arial" w:hAnsi="Arial"/>
+              <w:rPr>
+                <w:lang w:val="nl-NL"/>
+              </w:rPr>
+            </w:pPr>
+            <w:r>
+              <w:rPr>
                 <w:b/>
                 <w:bCs/>
                 <w:color w:val="E5007D"/>
                 <w:spacing w:val="30"/>
                 <w:sz w:val="17"/>
                 <w:szCs w:val="17"/>
-              </w:rPr>
-              <w:t xml:space="preserve">TIP</w:t>
+                <w:lang w:val="nl-NL"/>
+              </w:rPr>
+              <w:t xml:space="preserve">VALKUILEN</w:t>
             </w:r>
           </w:p>
           <w:p>
@@ -1089,15 +3009,26 @@
               <w:pStyle w:val="ListParagraph"/>
               <w:numPr>
                 <w:ilvl w:val="0"/>
-                <w:numId w:val="2"/>
+                <w:numId w:val="900"/>
               </w:numPr>
-              <w:spacing w:after="60" w:line="260"/>
-            </w:pPr>
-            <w:r>
-              <w:rPr>
-                <w:rFonts w:ascii="Arial" w:cs="Arial" w:eastAsia="Arial" w:hAnsi="Arial"/>
-              </w:rPr>
-              <w:t xml:space="preserve">Schrijf je prompt eerst uit voordat je hem plakt. Wie de prompt goed opbouwt (rol, context, opdracht, output), krijgt zelden de eerste keer al raak, maar wel veel sneller iets bruikbaars.</w:t>
+              <w:spacing w:after="90" w:line="262" w:lineRule="auto"/>
+              <w:rPr>
+                <w:lang w:val="nl-NL"/>
+              </w:rPr>
+            </w:pPr>
+            <w:r>
+              <w:rPr>
+                <w:b/>
+                <w:bCs/>
+                <w:lang w:val="nl-NL"/>
+              </w:rPr>
+              <w:t xml:space="preserve">Bij de prompt beginnen.</w:t>
+            </w:r>
+            <w:r>
+              <w:rPr>
+                <w:lang w:val="nl-NL"/>
+              </w:rPr>
+              <w:t xml:space="preserve"> Zonder eigen denkwerk stuur je de AI blind aan. Eerst denken en schetsen.</w:t>
             </w:r>
           </w:p>
           <w:p>
@@ -1105,15 +3036,80 @@
               <w:pStyle w:val="ListParagraph"/>
               <w:numPr>
                 <w:ilvl w:val="0"/>
-                <w:numId w:val="2"/>
+                <w:numId w:val="900"/>
               </w:numPr>
-              <w:spacing w:after="60" w:line="260"/>
-            </w:pPr>
-            <w:r>
-              <w:rPr>
-                <w:rFonts w:ascii="Arial" w:cs="Arial" w:eastAsia="Arial" w:hAnsi="Arial"/>
-              </w:rPr>
-              <w:t xml:space="preserve">Laat AI je denken aanscherpen, niet vervangen. Vraag bijvoorbeeld om tegenargumenten of blinde vlekken, in plaats van om het antwoord.</w:t>
+              <w:spacing w:after="90" w:line="262" w:lineRule="auto"/>
+              <w:rPr>
+                <w:lang w:val="nl-NL"/>
+              </w:rPr>
+            </w:pPr>
+            <w:r>
+              <w:rPr>
+                <w:b/>
+                <w:bCs/>
+                <w:lang w:val="nl-NL"/>
+              </w:rPr>
+              <w:t xml:space="preserve">De eerste output overnemen.</w:t>
+            </w:r>
+            <w:r>
+              <w:rPr>
+                <w:lang w:val="nl-NL"/>
+              </w:rPr>
+              <w:t xml:space="preserve"> AI klinkt overtuigend, ook als het verzint. Check altijd, en verfijn via de iteratielus.</w:t>
+            </w:r>
+          </w:p>
+          <w:p>
+            <w:pPr>
+              <w:pStyle w:val="ListParagraph"/>
+              <w:numPr>
+                <w:ilvl w:val="0"/>
+                <w:numId w:val="900"/>
+              </w:numPr>
+              <w:spacing w:after="90" w:line="262" w:lineRule="auto"/>
+              <w:rPr>
+                <w:lang w:val="nl-NL"/>
+              </w:rPr>
+            </w:pPr>
+            <w:r>
+              <w:rPr>
+                <w:b/>
+                <w:bCs/>
+                <w:lang w:val="nl-NL"/>
+              </w:rPr>
+              <w:t xml:space="preserve">Vertrouwelijke data invoeren.</w:t>
+            </w:r>
+            <w:r>
+              <w:rPr>
+                <w:lang w:val="nl-NL"/>
+              </w:rPr>
+              <w:t xml:space="preserve"> Persoonsgegevens of opdrachtgeverdata horen niet in een open AI-tool.</w:t>
+            </w:r>
+          </w:p>
+          <w:p>
+            <w:pPr>
+              <w:pStyle w:val="ListParagraph"/>
+              <w:numPr>
+                <w:ilvl w:val="0"/>
+                <w:numId w:val="900"/>
+              </w:numPr>
+              <w:spacing w:after="90" w:line="262" w:lineRule="auto"/>
+              <w:rPr>
+                <w:lang w:val="nl-NL"/>
+              </w:rPr>
+            </w:pPr>
+            <w:r>
+              <w:rPr>
+                <w:b/>
+                <w:bCs/>
+                <w:lang w:val="nl-NL"/>
+              </w:rPr>
+              <w:t xml:space="preserve">AI-gebruik verzwijgen.</w:t>
+            </w:r>
+            <w:r>
+              <w:rPr>
+                <w:lang w:val="nl-NL"/>
+              </w:rPr>
+              <w:t xml:space="preserve"> Wees transparant. Verzwegen of ongeoorloofd gebruik kan als fraude gelden.</w:t>
             </w:r>
           </w:p>
         </w:tc>
@@ -1121,72 +3117,71 @@
     </w:tbl>
     <w:p>
       <w:pPr>
-        <w:keepNext/>
-        <w:pBdr>
-          <w:bottom w:val="single" w:color="E5007D" w:sz="8" w:space="4"/>
-        </w:pBdr>
-        <w:spacing w:after="140" w:before="360"/>
-      </w:pPr>
-      <w:r>
-        <w:rPr>
-          <w:rFonts w:ascii="Arial" w:cs="Arial" w:eastAsia="Arial" w:hAnsi="Arial"/>
-          <w:b/>
-          <w:bCs/>
-          <w:color w:val="E5007D"/>
-          <w:sz w:val="28"/>
-          <w:szCs w:val="28"/>
-        </w:rPr>
-        <w:t xml:space="preserve">Valkuilen</w:t>
-      </w:r>
+        <w:spacing w:after="120"/>
+        <w:rPr>
+          <w:lang w:val="nl-NL"/>
+        </w:rPr>
+      </w:pPr>
     </w:p>
     <w:tbl>
       <w:tblPr>
-        <w:tblW w:type="dxa" w:w="9746"/>
+        <w:tblW w:w="9746" w:type="dxa"/>
         <w:tblBorders>
-          <w:top w:val="single" w:color="D9D9D9" w:sz="2" w:space="0"/>
-          <w:left w:val="single" w:color="E5007D" w:sz="28" w:space="4"/>
-          <w:bottom w:val="single" w:color="D9D9D9" w:sz="2" w:space="0"/>
-          <w:right w:val="single" w:color="D9D9D9" w:sz="2" w:space="0"/>
-          <w:insideH w:val="single" w:color="auto" w:sz="4"/>
-          <w:insideV w:val="single" w:color="auto" w:sz="4"/>
+          <w:top w:val="single" w:sz="2" w:space="0" w:color="D9D9D9"/>
+          <w:left w:val="single" w:sz="28" w:space="4" w:color="E5007D"/>
+          <w:bottom w:val="single" w:sz="2" w:space="0" w:color="D9D9D9"/>
+          <w:right w:val="single" w:sz="2" w:space="0" w:color="D9D9D9"/>
+          <w:insideH w:val="single" w:sz="4" w:space="0" w:color="auto"/>
+          <w:insideV w:val="single" w:sz="4" w:space="0" w:color="auto"/>
         </w:tblBorders>
+        <w:tblCellMar>
+          <w:left w:w="10" w:type="dxa"/>
+          <w:right w:w="10" w:type="dxa"/>
+        </w:tblCellMar>
+        <w:tblLook w:val="04A0" w:firstRow="1" w:lastRow="0" w:firstColumn="1" w:lastColumn="0" w:noHBand="0" w:noVBand="1"/>
       </w:tblPr>
       <w:tblGrid>
         <w:gridCol w:w="9746"/>
       </w:tblGrid>
       <w:tr>
-        <w:tc>
-          <w:tcPr>
-            <w:tcW w:type="dxa" w:w="9746"/>
-            <w:tcBorders>
-              <w:top w:val="single" w:color="D9D9D9" w:sz="2" w:space="0"/>
-              <w:left w:val="single" w:color="E5007D" w:sz="28" w:space="4"/>
-              <w:bottom w:val="single" w:color="D9D9D9" w:sz="2" w:space="0"/>
-              <w:right w:val="single" w:color="D9D9D9" w:sz="2" w:space="0"/>
-            </w:tcBorders>
-            <w:shd w:fill="F4F4F4" w:color="auto" w:val="clear"/>
-            <w:tcMar>
-              <w:top w:type="dxa" w:w="150"/>
-              <w:left w:type="dxa" w:w="240"/>
-              <w:bottom w:type="dxa" w:w="150"/>
-              <w:right w:type="dxa" w:w="220"/>
+        <w:trPr>
+          <w:cantSplit/>
+        </w:trPr>
+        <w:tc>
+          <w:tcPr>
+            <w:tcW w:w="9746" w:type="dxa"/>
+            <w:tcBorders>
+              <w:top w:val="single" w:sz="2" w:space="0" w:color="D9D9D9"/>
+              <w:left w:val="single" w:sz="28" w:space="4" w:color="E5007D"/>
+              <w:bottom w:val="single" w:sz="2" w:space="0" w:color="D9D9D9"/>
+              <w:right w:val="single" w:sz="2" w:space="0" w:color="D9D9D9"/>
+            </w:tcBorders>
+            <w:shd w:val="clear" w:color="auto" w:fill="FCE7F1"/>
+            <w:tcMar>
+              <w:top w:w="150" w:type="dxa"/>
+              <w:left w:w="240" w:type="dxa"/>
+              <w:bottom w:w="150" w:type="dxa"/>
+              <w:right w:w="220" w:type="dxa"/>
             </w:tcMar>
           </w:tcPr>
           <w:p>
             <w:pPr>
               <w:spacing w:after="90"/>
-            </w:pPr>
-            <w:r>
-              <w:rPr>
-                <w:rFonts w:ascii="Arial" w:cs="Arial" w:eastAsia="Arial" w:hAnsi="Arial"/>
+              <w:rPr>
+                <w:lang w:val="nl-NL"/>
+              </w:rPr>
+            </w:pPr>
+            <w:r>
+              <w:rPr>
                 <w:b/>
                 <w:bCs/>
                 <w:color w:val="E5007D"/>
                 <w:spacing w:val="30"/>
                 <w:sz w:val="17"/>
                 <w:szCs w:val="17"/>
-              </w:rPr>
-              <w:t xml:space="preserve">VALKUILEN</w:t>
+                <w:lang w:val="nl-NL"/>
+              </w:rPr>
+              <w:t xml:space="preserve">MEER WETEN</w:t>
             </w:r>
           </w:p>
           <w:p>
@@ -1194,23 +3189,26 @@
               <w:pStyle w:val="ListParagraph"/>
               <w:numPr>
                 <w:ilvl w:val="0"/>
-                <w:numId w:val="3"/>
+                <w:numId w:val="900"/>
               </w:numPr>
-              <w:spacing w:after="80" w:line="258"/>
-            </w:pPr>
-            <w:r>
-              <w:rPr>
-                <w:rFonts w:ascii="Arial" w:cs="Arial" w:eastAsia="Arial" w:hAnsi="Arial"/>
+              <w:spacing w:after="90" w:line="262" w:lineRule="auto"/>
+              <w:rPr>
+                <w:lang w:val="nl-NL"/>
+              </w:rPr>
+            </w:pPr>
+            <w:r>
+              <w:rPr>
                 <w:b/>
                 <w:bCs/>
-              </w:rPr>
-              <w:t xml:space="preserve">Bij de prompt beginnen. </w:t>
-            </w:r>
-            <w:r>
-              <w:rPr>
-                <w:rFonts w:ascii="Arial" w:cs="Arial" w:eastAsia="Arial" w:hAnsi="Arial"/>
-              </w:rPr>
-              <w:t xml:space="preserve">Zonder eigen denkwerk stuur je de AI blind aan. Eerst denken en schetsen, dan pas prompten.</w:t>
+                <w:lang w:val="nl-NL"/>
+              </w:rPr>
+              <w:t xml:space="preserve">AI-afspraken van de HAN:</w:t>
+            </w:r>
+            <w:r>
+              <w:rPr>
+                <w:lang w:val="nl-NL"/>
+              </w:rPr>
+              <w:t xml:space="preserve"> het Integraal AI-kader voor studenten en medewerkers, via han.nl en op Insite.</w:t>
             </w:r>
           </w:p>
           <w:p>
@@ -1218,23 +3216,26 @@
               <w:pStyle w:val="ListParagraph"/>
               <w:numPr>
                 <w:ilvl w:val="0"/>
-                <w:numId w:val="3"/>
+                <w:numId w:val="900"/>
               </w:numPr>
-              <w:spacing w:after="80" w:line="258"/>
-            </w:pPr>
-            <w:r>
-              <w:rPr>
-                <w:rFonts w:ascii="Arial" w:cs="Arial" w:eastAsia="Arial" w:hAnsi="Arial"/>
+              <w:spacing w:after="90" w:line="262" w:lineRule="auto"/>
+              <w:rPr>
+                <w:lang w:val="nl-NL"/>
+              </w:rPr>
+            </w:pPr>
+            <w:r>
+              <w:rPr>
                 <w:b/>
                 <w:bCs/>
-              </w:rPr>
-              <w:t xml:space="preserve">De eerste output overnemen. </w:t>
-            </w:r>
-            <w:r>
-              <w:rPr>
-                <w:rFonts w:ascii="Arial" w:cs="Arial" w:eastAsia="Arial" w:hAnsi="Arial"/>
-              </w:rPr>
-              <w:t xml:space="preserve">AI klinkt overtuigend, ook als het verzint. Check altijd, en verfijn via de iteratielus.</w:t>
+                <w:lang w:val="nl-NL"/>
+              </w:rPr>
+              <w:t xml:space="preserve">Privacy en AVG:</w:t>
+            </w:r>
+            <w:r>
+              <w:rPr>
+                <w:lang w:val="nl-NL"/>
+              </w:rPr>
+              <w:t xml:space="preserve"> Autoriteit Persoonsgegevens, autoriteitpersoonsgegevens.nl.</w:t>
             </w:r>
           </w:p>
           <w:p>
@@ -1242,47 +3243,26 @@
               <w:pStyle w:val="ListParagraph"/>
               <w:numPr>
                 <w:ilvl w:val="0"/>
-                <w:numId w:val="3"/>
+                <w:numId w:val="900"/>
               </w:numPr>
-              <w:spacing w:after="80" w:line="258"/>
-            </w:pPr>
-            <w:r>
-              <w:rPr>
-                <w:rFonts w:ascii="Arial" w:cs="Arial" w:eastAsia="Arial" w:hAnsi="Arial"/>
+              <w:spacing w:after="90" w:line="262" w:lineRule="auto"/>
+              <w:rPr>
+                <w:lang w:val="nl-NL"/>
+              </w:rPr>
+            </w:pPr>
+            <w:r>
+              <w:rPr>
                 <w:b/>
                 <w:bCs/>
-              </w:rPr>
-              <w:t xml:space="preserve">Vertrouwelijke data invoeren. </w:t>
-            </w:r>
-            <w:r>
-              <w:rPr>
-                <w:rFonts w:ascii="Arial" w:cs="Arial" w:eastAsia="Arial" w:hAnsi="Arial"/>
-              </w:rPr>
-              <w:t xml:space="preserve">Persoonsgegevens of opdrachtgeverdata horen niet in een open AI-tool. Denk aan de AVG.</w:t>
-            </w:r>
-          </w:p>
-          <w:p>
-            <w:pPr>
-              <w:pStyle w:val="ListParagraph"/>
-              <w:numPr>
-                <w:ilvl w:val="0"/>
-                <w:numId w:val="3"/>
-              </w:numPr>
-              <w:spacing w:after="80" w:line="258"/>
-            </w:pPr>
-            <w:r>
-              <w:rPr>
-                <w:rFonts w:ascii="Arial" w:cs="Arial" w:eastAsia="Arial" w:hAnsi="Arial"/>
-                <w:b/>
-                <w:bCs/>
-              </w:rPr>
-              <w:t xml:space="preserve">AI-gebruik verzwijgen. </w:t>
-            </w:r>
-            <w:r>
-              <w:rPr>
-                <w:rFonts w:ascii="Arial" w:cs="Arial" w:eastAsia="Arial" w:hAnsi="Arial"/>
-              </w:rPr>
-              <w:t xml:space="preserve">Wees transparant. Verzwegen of ongeoorloofd gebruik kan als fraude gelden.</w:t>
+                <w:lang w:val="nl-NL"/>
+              </w:rPr>
+              <w:t xml:space="preserve">Verantwoord AI-gebruik in het onderwijs:</w:t>
+            </w:r>
+            <w:r>
+              <w:rPr>
+                <w:lang w:val="nl-NL"/>
+              </w:rPr>
+              <w:t xml:space="preserve"> de Vraagbaak AI van SURF, communities.surf.nl/ai-in-education.</w:t>
             </w:r>
           </w:p>
         </w:tc>
@@ -1290,153 +3270,194 @@
     </w:tbl>
     <w:p>
       <w:pPr>
-        <w:keepNext/>
-        <w:pBdr>
-          <w:bottom w:val="single" w:color="E5007D" w:sz="8" w:space="4"/>
-        </w:pBdr>
-        <w:spacing w:after="140" w:before="360"/>
-      </w:pPr>
-      <w:r>
-        <w:rPr>
-          <w:rFonts w:ascii="Arial" w:cs="Arial" w:eastAsia="Arial" w:hAnsi="Arial"/>
-          <w:b/>
-          <w:bCs/>
-          <w:color w:val="E5007D"/>
-          <w:sz w:val="28"/>
-          <w:szCs w:val="28"/>
-        </w:rPr>
-        <w:t xml:space="preserve">Mini-voorbeeld</w:t>
-      </w:r>
+        <w:spacing w:after="120"/>
+        <w:rPr>
+          <w:lang w:val="nl-NL"/>
+        </w:rPr>
+      </w:pPr>
     </w:p>
     <w:tbl>
       <w:tblPr>
-        <w:tblW w:type="dxa" w:w="9746"/>
+        <w:tblW w:w="9746" w:type="dxa"/>
         <w:tblBorders>
-          <w:top w:val="single" w:color="D9D9D9" w:sz="2" w:space="0"/>
-          <w:left w:val="single" w:color="E5007D" w:sz="28" w:space="4"/>
-          <w:bottom w:val="single" w:color="D9D9D9" w:sz="2" w:space="0"/>
-          <w:right w:val="single" w:color="D9D9D9" w:sz="2" w:space="0"/>
-          <w:insideH w:val="single" w:color="auto" w:sz="4"/>
-          <w:insideV w:val="single" w:color="auto" w:sz="4"/>
+          <w:top w:val="single" w:sz="2" w:space="0" w:color="D9D9D9"/>
+          <w:left w:val="single" w:sz="28" w:space="4" w:color="E5007D"/>
+          <w:bottom w:val="single" w:sz="2" w:space="0" w:color="D9D9D9"/>
+          <w:right w:val="single" w:sz="2" w:space="0" w:color="D9D9D9"/>
+          <w:insideH w:val="single" w:sz="4" w:space="0" w:color="auto"/>
+          <w:insideV w:val="single" w:sz="4" w:space="0" w:color="auto"/>
         </w:tblBorders>
+        <w:tblCellMar>
+          <w:left w:w="10" w:type="dxa"/>
+          <w:right w:w="10" w:type="dxa"/>
+        </w:tblCellMar>
+        <w:tblLook w:val="04A0" w:firstRow="1" w:lastRow="0" w:firstColumn="1" w:lastColumn="0" w:noHBand="0" w:noVBand="1"/>
       </w:tblPr>
       <w:tblGrid>
         <w:gridCol w:w="9746"/>
       </w:tblGrid>
       <w:tr>
-        <w:tc>
-          <w:tcPr>
-            <w:tcW w:type="dxa" w:w="9746"/>
-            <w:tcBorders>
-              <w:top w:val="single" w:color="D9D9D9" w:sz="2" w:space="0"/>
-              <w:left w:val="single" w:color="E5007D" w:sz="28" w:space="4"/>
-              <w:bottom w:val="single" w:color="D9D9D9" w:sz="2" w:space="0"/>
-              <w:right w:val="single" w:color="D9D9D9" w:sz="2" w:space="0"/>
-            </w:tcBorders>
-            <w:shd w:fill="FCE7F1" w:color="auto" w:val="clear"/>
-            <w:tcMar>
-              <w:top w:type="dxa" w:w="150"/>
-              <w:left w:type="dxa" w:w="240"/>
-              <w:bottom w:type="dxa" w:w="150"/>
-              <w:right w:type="dxa" w:w="220"/>
+        <w:trPr>
+          <w:cantSplit/>
+        </w:trPr>
+        <w:tc>
+          <w:tcPr>
+            <w:tcW w:w="9746" w:type="dxa"/>
+            <w:tcBorders>
+              <w:top w:val="single" w:sz="2" w:space="0" w:color="D9D9D9"/>
+              <w:left w:val="single" w:sz="28" w:space="4" w:color="E5007D"/>
+              <w:bottom w:val="single" w:sz="2" w:space="0" w:color="D9D9D9"/>
+              <w:right w:val="single" w:sz="2" w:space="0" w:color="D9D9D9"/>
+            </w:tcBorders>
+            <w:shd w:val="clear" w:color="auto" w:fill="FCE7F1"/>
+            <w:tcMar>
+              <w:top w:w="150" w:type="dxa"/>
+              <w:left w:w="240" w:type="dxa"/>
+              <w:bottom w:w="150" w:type="dxa"/>
+              <w:right w:w="220" w:type="dxa"/>
             </w:tcMar>
           </w:tcPr>
           <w:p>
             <w:pPr>
               <w:spacing w:after="90"/>
-            </w:pPr>
-            <w:r>
-              <w:rPr>
-                <w:rFonts w:ascii="Arial" w:cs="Arial" w:eastAsia="Arial" w:hAnsi="Arial"/>
+              <w:rPr>
+                <w:lang w:val="nl-NL"/>
+              </w:rPr>
+            </w:pPr>
+            <w:r>
+              <w:rPr>
                 <w:b/>
                 <w:bCs/>
                 <w:color w:val="E5007D"/>
                 <w:spacing w:val="30"/>
                 <w:sz w:val="17"/>
                 <w:szCs w:val="17"/>
+                <w:lang w:val="nl-NL"/>
               </w:rPr>
               <w:t xml:space="preserve">MINI-VOORBEELD · SCHOOLKANTINE</w:t>
             </w:r>
           </w:p>
           <w:p>
             <w:pPr>
-              <w:spacing w:after="120" w:before="0" w:line="264"/>
-            </w:pPr>
-            <w:r>
-              <w:rPr>
-                <w:rFonts w:ascii="Arial" w:cs="Arial" w:eastAsia="Arial" w:hAnsi="Arial"/>
+              <w:spacing w:after="80" w:line="260" w:lineRule="auto"/>
+              <w:rPr>
+                <w:lang w:val="nl-NL"/>
+              </w:rPr>
+            </w:pPr>
+            <w:r>
+              <w:rPr>
                 <w:b/>
                 <w:bCs/>
-              </w:rPr>
-              <w:t xml:space="preserve">Denken: </w:t>
-            </w:r>
-            <w:r>
-              <w:rPr>
-                <w:rFonts w:ascii="Arial" w:cs="Arial" w:eastAsia="Arial" w:hAnsi="Arial"/>
-              </w:rPr>
-              <w:t xml:space="preserve">het duo weet uit 07 dat het probleem inkoop op aanname is, en wil drie inkoopstrategieen vergelijken.</w:t>
-            </w:r>
-          </w:p>
-          <w:p>
-            <w:pPr>
-              <w:spacing w:after="120" w:before="0" w:line="264"/>
-            </w:pPr>
-            <w:r>
-              <w:rPr>
-                <w:rFonts w:ascii="Arial" w:cs="Arial" w:eastAsia="Arial" w:hAnsi="Arial"/>
+                <w:lang w:val="nl-NL"/>
+              </w:rPr>
+              <w:t xml:space="preserve">Denken:</w:t>
+            </w:r>
+            <w:r>
+              <w:rPr>
+                <w:lang w:val="nl-NL"/>
+              </w:rPr>
+              <w:t xml:space="preserve"> Sam en Noor weten uit hun probleemdefinitie dat het probleem inkoop op aanname is, en willen drie inkoopstrategieën vergelijken.</w:t>
+            </w:r>
+          </w:p>
+          <w:p>
+            <w:pPr>
+              <w:spacing w:after="80" w:line="260" w:lineRule="auto"/>
+              <w:rPr>
+                <w:lang w:val="nl-NL"/>
+              </w:rPr>
+            </w:pPr>
+            <w:r>
+              <w:rPr>
                 <w:b/>
                 <w:bCs/>
-              </w:rPr>
-              <w:t xml:space="preserve">Schetsen: </w:t>
-            </w:r>
-            <w:r>
-              <w:rPr>
-                <w:rFonts w:ascii="Arial" w:cs="Arial" w:eastAsia="Arial" w:hAnsi="Arial"/>
-              </w:rPr>
-              <w:t xml:space="preserve">ze zetten op papier welke criteria tellen: kosten, verspilling en haalbaarheid.</w:t>
-            </w:r>
-          </w:p>
-          <w:p>
-            <w:pPr>
-              <w:spacing w:after="120" w:before="0" w:line="264"/>
-            </w:pPr>
-            <w:r>
-              <w:rPr>
-                <w:rFonts w:ascii="Arial" w:cs="Arial" w:eastAsia="Arial" w:hAnsi="Arial"/>
+                <w:lang w:val="nl-NL"/>
+              </w:rPr>
+              <w:t xml:space="preserve">Schetsen:</w:t>
+            </w:r>
+            <w:r>
+              <w:rPr>
+                <w:lang w:val="nl-NL"/>
+              </w:rPr>
+              <w:t xml:space="preserve"> ze zetten op papier welke criteria tellen: kosten, verspilling en haalbaarheid.</w:t>
+            </w:r>
+          </w:p>
+          <w:p>
+            <w:pPr>
+              <w:spacing w:after="80" w:line="260" w:lineRule="auto"/>
+              <w:rPr>
+                <w:lang w:val="nl-NL"/>
+              </w:rPr>
+            </w:pPr>
+            <w:r>
+              <w:rPr>
                 <w:b/>
                 <w:bCs/>
-              </w:rPr>
-              <w:t xml:space="preserve">Prompten: </w:t>
-            </w:r>
-            <w:r>
-              <w:rPr>
-                <w:rFonts w:ascii="Arial" w:cs="Arial" w:eastAsia="Arial" w:hAnsi="Arial"/>
-              </w:rPr>
-              <w:t xml:space="preserve">met een prompt volgens rol, context, opdracht en output vragen ze om een eerste vergelijking in een tabel.</w:t>
-            </w:r>
-          </w:p>
-          <w:p>
-            <w:pPr>
-              <w:spacing w:after="0" w:before="0" w:line="264"/>
-            </w:pPr>
-            <w:r>
-              <w:rPr>
-                <w:rFonts w:ascii="Arial" w:cs="Arial" w:eastAsia="Arial" w:hAnsi="Arial"/>
+                <w:lang w:val="nl-NL"/>
+              </w:rPr>
+              <w:t xml:space="preserve">Prompten:</w:t>
+            </w:r>
+            <w:r>
+              <w:rPr>
+                <w:lang w:val="nl-NL"/>
+              </w:rPr>
+              <w:t xml:space="preserve"> met een prompt volgens rol, context, opdracht en output vragen ze om een eerste vergelijking in een tabel.</w:t>
+            </w:r>
+          </w:p>
+          <w:p>
+            <w:pPr>
+              <w:spacing w:after="80" w:line="260" w:lineRule="auto"/>
+              <w:rPr>
+                <w:lang w:val="nl-NL"/>
+              </w:rPr>
+            </w:pPr>
+            <w:r>
+              <w:rPr>
                 <w:b/>
                 <w:bCs/>
-              </w:rPr>
-              <w:t xml:space="preserve">Checken en verfijnen: </w:t>
-            </w:r>
-            <w:r>
-              <w:rPr>
-                <w:rFonts w:ascii="Arial" w:cs="Arial" w:eastAsia="Arial" w:hAnsi="Arial"/>
-              </w:rPr>
-              <w:t xml:space="preserve">ze controleren de cijfers tegen een bron, passen de prompt aan, en leggen in hun logboek vast hoe ze het hebben gecheckt (09).</w:t>
+                <w:lang w:val="nl-NL"/>
+              </w:rPr>
+              <w:t xml:space="preserve">Checken en verfijnen:</w:t>
+            </w:r>
+            <w:r>
+              <w:rPr>
+                <w:lang w:val="nl-NL"/>
+              </w:rPr>
+              <w:t xml:space="preserve"> ze controleren de cijfers tegen een bron, passen de prompt aan, en leggen in hun logboek vast hoe ze het hebben gecheckt.</w:t>
+            </w:r>
+          </w:p>
+          <w:p>
+            <w:pPr>
+              <w:spacing w:after="80" w:line="260" w:lineRule="auto"/>
+              <w:rPr>
+                <w:lang w:val="nl-NL"/>
+              </w:rPr>
+            </w:pPr>
+            <w:r>
+              <w:rPr>
+                <w:b/>
+                <w:bCs/>
+                <w:lang w:val="nl-NL"/>
+              </w:rPr>
+              <w:t xml:space="preserve">Wat eruit kwam:</w:t>
+            </w:r>
+            <w:r>
+              <w:rPr>
+                <w:lang w:val="nl-NL"/>
+              </w:rPr>
+              <w:t xml:space="preserve"> één van de drie strategieën bleek gebaseerd op een cijfer dat nergens te vinden was. Die is geschrapt.</w:t>
             </w:r>
           </w:p>
         </w:tc>
       </w:tr>
     </w:tbl>
+    <w:p>
+      <w:pPr>
+        <w:spacing w:after="120"/>
+        <w:rPr>
+          <w:lang w:val="nl-NL"/>
+        </w:rPr>
+      </w:pPr>
+    </w:p>
     <w:sectPr>
       <w:headerReference w:type="default" r:id="rId7"/>
       <w:footerReference w:type="default" r:id="rId8"/>
@@ -1748,6 +3769,120 @@
       </w:rPr>
     </w:lvl>
   </w:abstractNum>
+  <w:abstractNum w:abstractNumId="900">
+    <w:nsid w:val="5A110001"/>
+    <w:multiLevelType w:val="hybridMultilevel"/>
+    <w:lvl w:ilvl="0">
+      <w:start w:val="1"/>
+      <w:numFmt w:val="bullet"/>
+      <w:lvlText w:val="•"/>
+      <w:lvlJc w:val="left"/>
+      <w:pPr>
+        <w:ind w:left="460" w:hanging="260"/>
+      </w:pPr>
+      <w:rPr>
+        <w:color w:val="E5007D"/>
+      </w:rPr>
+    </w:lvl>
+    <w:lvl w:ilvl="1">
+      <w:numFmt w:val="decimal"/>
+      <w:lvlText w:val=""/>
+      <w:lvlJc w:val="left"/>
+    </w:lvl>
+    <w:lvl w:ilvl="2">
+      <w:numFmt w:val="decimal"/>
+      <w:lvlText w:val=""/>
+      <w:lvlJc w:val="left"/>
+    </w:lvl>
+    <w:lvl w:ilvl="3">
+      <w:numFmt w:val="decimal"/>
+      <w:lvlText w:val=""/>
+      <w:lvlJc w:val="left"/>
+    </w:lvl>
+    <w:lvl w:ilvl="4">
+      <w:numFmt w:val="decimal"/>
+      <w:lvlText w:val=""/>
+      <w:lvlJc w:val="left"/>
+    </w:lvl>
+    <w:lvl w:ilvl="5">
+      <w:numFmt w:val="decimal"/>
+      <w:lvlText w:val=""/>
+      <w:lvlJc w:val="left"/>
+    </w:lvl>
+    <w:lvl w:ilvl="6">
+      <w:numFmt w:val="decimal"/>
+      <w:lvlText w:val=""/>
+      <w:lvlJc w:val="left"/>
+    </w:lvl>
+    <w:lvl w:ilvl="7">
+      <w:numFmt w:val="decimal"/>
+      <w:lvlText w:val=""/>
+      <w:lvlJc w:val="left"/>
+    </w:lvl>
+    <w:lvl w:ilvl="8">
+      <w:numFmt w:val="decimal"/>
+      <w:lvlText w:val=""/>
+      <w:lvlJc w:val="left"/>
+    </w:lvl>
+  </w:abstractNum>
+  <w:abstractNum w:abstractNumId="901">
+    <w:nsid w:val="5A110002"/>
+    <w:multiLevelType w:val="hybridMultilevel"/>
+    <w:lvl w:ilvl="0">
+      <w:start w:val="1"/>
+      <w:numFmt w:val="decimal"/>
+      <w:lvlText w:val="%1."/>
+      <w:lvlJc w:val="left"/>
+      <w:pPr>
+        <w:ind w:left="460" w:hanging="360"/>
+      </w:pPr>
+      <w:rPr>
+        <w:b/>
+        <w:bCs/>
+        <w:color w:val="E5007D"/>
+      </w:rPr>
+    </w:lvl>
+    <w:lvl w:ilvl="1">
+      <w:numFmt w:val="decimal"/>
+      <w:lvlText w:val=""/>
+      <w:lvlJc w:val="left"/>
+    </w:lvl>
+    <w:lvl w:ilvl="2">
+      <w:numFmt w:val="decimal"/>
+      <w:lvlText w:val=""/>
+      <w:lvlJc w:val="left"/>
+    </w:lvl>
+    <w:lvl w:ilvl="3">
+      <w:numFmt w:val="decimal"/>
+      <w:lvlText w:val=""/>
+      <w:lvlJc w:val="left"/>
+    </w:lvl>
+    <w:lvl w:ilvl="4">
+      <w:numFmt w:val="decimal"/>
+      <w:lvlText w:val=""/>
+      <w:lvlJc w:val="left"/>
+    </w:lvl>
+    <w:lvl w:ilvl="5">
+      <w:numFmt w:val="decimal"/>
+      <w:lvlText w:val=""/>
+      <w:lvlJc w:val="left"/>
+    </w:lvl>
+    <w:lvl w:ilvl="6">
+      <w:numFmt w:val="decimal"/>
+      <w:lvlText w:val=""/>
+      <w:lvlJc w:val="left"/>
+    </w:lvl>
+    <w:lvl w:ilvl="7">
+      <w:numFmt w:val="decimal"/>
+      <w:lvlText w:val=""/>
+      <w:lvlJc w:val="left"/>
+    </w:lvl>
+    <w:lvl w:ilvl="8">
+      <w:numFmt w:val="decimal"/>
+      <w:lvlText w:val=""/>
+      <w:lvlJc w:val="left"/>
+    </w:lvl>
+  </w:abstractNum>
   <w:num w:numId="1">
     <w:abstractNumId w:val="1"/>
     <w:lvlOverride w:ilvl="0">
@@ -1765,6 +3900,9 @@
     <w:lvlOverride w:ilvl="0">
       <w:startOverride w:val="1"/>
     </w:lvlOverride>
+  </w:num>
+  <w:num w:numId="900">
+    <w:abstractNumId w:val="900"/>
   </w:num>
 </w:numbering>
 </file>
